--- a/Dissertation/Materials/PNE_Logbook.docx
+++ b/Dissertation/Materials/PNE_Logbook.docx
@@ -4,22 +4,11 @@
   <w:body>
     <w:p>
       <w:pPr>
-        <w:spacing w:before="1440" w:after="200"/>
-      </w:pPr>
-      <w:r>
+        <w:spacing w:after="160"/>
         <w:rPr>
           <w:b/>
           <w:bCs/>
-          <w:color w:val="1F3864"/>
-          <w:sz w:val="36"/>
-          <w:szCs w:val="36"/>
         </w:rPr>
-        <w:t>CS3IP Individual Project</w:t>
-      </w:r>
-    </w:p>
-    <w:p>
-      <w:pPr>
-        <w:spacing w:after="160"/>
       </w:pPr>
       <w:r>
         <w:rPr>
@@ -29,19 +18,27 @@
           <w:sz w:val="52"/>
           <w:szCs w:val="52"/>
         </w:rPr>
-        <w:t>Electronic Project Logbook</w:t>
+        <w:t>E</w:t>
       </w:r>
-    </w:p>
-    <w:p>
-      <w:pPr>
-        <w:spacing w:after="80"/>
-      </w:pPr>
       <w:r>
         <w:rPr>
-          <w:sz w:val="28"/>
-          <w:szCs w:val="28"/>
+          <w:b/>
+          <w:bCs/>
+          <w:color w:val="2E5FAC"/>
+          <w:sz w:val="52"/>
+          <w:szCs w:val="52"/>
         </w:rPr>
-        <w:t>Psychological Narrative Engine (PNE)</w:t>
+        <w:t xml:space="preserve"> -</w:t>
+      </w:r>
+      <w:r>
+        <w:rPr>
+          <w:b/>
+          <w:bCs/>
+          <w:color w:val="2E5FAC"/>
+          <w:sz w:val="52"/>
+          <w:szCs w:val="52"/>
+        </w:rPr>
+        <w:t xml:space="preserve"> Logbook</w:t>
       </w:r>
     </w:p>
     <w:p>
@@ -71,12 +68,6 @@
         <w:gridCol w:w="3000"/>
       </w:tblGrid>
       <w:tr>
-        <w:tblPrEx>
-          <w:tblCellMar>
-            <w:top w:w="0" w:type="dxa"/>
-            <w:bottom w:w="0" w:type="dxa"/>
-          </w:tblCellMar>
-        </w:tblPrEx>
         <w:tc>
           <w:tcPr>
             <w:tcW w:w="2000" w:type="dxa"/>
@@ -128,12 +119,6 @@
         </w:tc>
       </w:tr>
       <w:tr>
-        <w:tblPrEx>
-          <w:tblCellMar>
-            <w:top w:w="0" w:type="dxa"/>
-            <w:bottom w:w="0" w:type="dxa"/>
-          </w:tblCellMar>
-        </w:tblPrEx>
         <w:tc>
           <w:tcPr>
             <w:tcW w:w="2000" w:type="dxa"/>
@@ -179,18 +164,15 @@
           </w:tcPr>
           <w:p>
             <w:r>
-              <w:t>CS3IP Individual Project</w:t>
-            </w:r>
-          </w:p>
-        </w:tc>
-      </w:tr>
-      <w:tr>
-        <w:tblPrEx>
-          <w:tblCellMar>
-            <w:top w:w="0" w:type="dxa"/>
-            <w:bottom w:w="0" w:type="dxa"/>
-          </w:tblCellMar>
-        </w:tblPrEx>
+              <w:t xml:space="preserve">CS3IP </w:t>
+            </w:r>
+            <w:r>
+              <w:t>|  The Psychological Narrative Engine (PNE)</w:t>
+            </w:r>
+          </w:p>
+        </w:tc>
+      </w:tr>
+      <w:tr>
         <w:tc>
           <w:tcPr>
             <w:tcW w:w="2000" w:type="dxa"/>
@@ -242,12 +224,6 @@
         </w:tc>
       </w:tr>
       <w:tr>
-        <w:tblPrEx>
-          <w:tblCellMar>
-            <w:top w:w="0" w:type="dxa"/>
-            <w:bottom w:w="0" w:type="dxa"/>
-          </w:tblCellMar>
-        </w:tblPrEx>
         <w:tc>
           <w:tcPr>
             <w:tcW w:w="2000" w:type="dxa"/>
@@ -299,12 +275,6 @@
         </w:tc>
       </w:tr>
       <w:tr>
-        <w:tblPrEx>
-          <w:tblCellMar>
-            <w:top w:w="0" w:type="dxa"/>
-            <w:bottom w:w="0" w:type="dxa"/>
-          </w:tblCellMar>
-        </w:tblPrEx>
         <w:tc>
           <w:tcPr>
             <w:tcW w:w="2000" w:type="dxa"/>
@@ -395,7 +365,10 @@
         <w:spacing w:before="320"/>
       </w:pPr>
       <w:r>
-        <w:t>Sprint 1 — Project Foundations</w:t>
+        <w:t>Entry</w:t>
+      </w:r>
+      <w:r>
+        <w:t xml:space="preserve"> 1 — Project Foundations</w:t>
       </w:r>
     </w:p>
     <w:p>
@@ -448,12 +421,6 @@
         <w:gridCol w:w="6826"/>
       </w:tblGrid>
       <w:tr>
-        <w:tblPrEx>
-          <w:tblCellMar>
-            <w:top w:w="0" w:type="dxa"/>
-            <w:bottom w:w="0" w:type="dxa"/>
-          </w:tblCellMar>
-        </w:tblPrEx>
         <w:trPr>
           <w:tblHeader/>
         </w:trPr>
@@ -515,12 +482,6 @@
         </w:tc>
       </w:tr>
       <w:tr>
-        <w:tblPrEx>
-          <w:tblCellMar>
-            <w:top w:w="0" w:type="dxa"/>
-            <w:bottom w:w="0" w:type="dxa"/>
-          </w:tblCellMar>
-        </w:tblPrEx>
         <w:tc>
           <w:tcPr>
             <w:tcW w:w="2200" w:type="dxa"/>
@@ -574,12 +535,6 @@
         </w:tc>
       </w:tr>
       <w:tr>
-        <w:tblPrEx>
-          <w:tblCellMar>
-            <w:top w:w="0" w:type="dxa"/>
-            <w:bottom w:w="0" w:type="dxa"/>
-          </w:tblCellMar>
-        </w:tblPrEx>
         <w:tc>
           <w:tcPr>
             <w:tcW w:w="2200" w:type="dxa"/>
@@ -627,74 +582,12 @@
           </w:tcPr>
           <w:p>
             <w:r>
-              <w:t xml:space="preserve">Core data classes defined: </w:t>
-            </w:r>
-            <w:proofErr w:type="spellStart"/>
-            <w:r>
-              <w:t>CognitivePersonalityModel</w:t>
-            </w:r>
-            <w:proofErr w:type="spellEnd"/>
-            <w:r>
-              <w:t xml:space="preserve"> (</w:t>
-            </w:r>
-            <w:proofErr w:type="spellStart"/>
-            <w:r>
-              <w:t>self_esteem</w:t>
-            </w:r>
-            <w:proofErr w:type="spellEnd"/>
-            <w:r>
-              <w:t xml:space="preserve">, </w:t>
-            </w:r>
-            <w:proofErr w:type="spellStart"/>
-            <w:r>
-              <w:t>locus_of_control</w:t>
-            </w:r>
-            <w:proofErr w:type="spellEnd"/>
-            <w:r>
-              <w:t xml:space="preserve">, </w:t>
-            </w:r>
-            <w:proofErr w:type="spellStart"/>
-            <w:r>
-              <w:t>cog_flexibility</w:t>
-            </w:r>
-            <w:proofErr w:type="spellEnd"/>
-            <w:r>
-              <w:t xml:space="preserve">), </w:t>
-            </w:r>
-            <w:proofErr w:type="spellStart"/>
-            <w:r>
-              <w:t>SocialPersonalityModel</w:t>
-            </w:r>
-            <w:proofErr w:type="spellEnd"/>
-            <w:r>
-              <w:t xml:space="preserve"> (assertion, empathy, ideology), </w:t>
-            </w:r>
-            <w:proofErr w:type="spellStart"/>
-            <w:r>
-              <w:t>WorldPerceptionModel</w:t>
-            </w:r>
-            <w:proofErr w:type="spellEnd"/>
-            <w:r>
-              <w:t xml:space="preserve"> (history, relation, known events), and </w:t>
-            </w:r>
-            <w:proofErr w:type="spellStart"/>
-            <w:r>
-              <w:t>NPCModel</w:t>
-            </w:r>
-            <w:proofErr w:type="spellEnd"/>
-            <w:r>
-              <w:t xml:space="preserve"> wrapping all three.</w:t>
-            </w:r>
-          </w:p>
-        </w:tc>
-      </w:tr>
-      <w:tr>
-        <w:tblPrEx>
-          <w:tblCellMar>
-            <w:top w:w="0" w:type="dxa"/>
-            <w:bottom w:w="0" w:type="dxa"/>
-          </w:tblCellMar>
-        </w:tblPrEx>
+              <w:t>Core data classes defined: CognitivePersonalityModel (self_esteem, locus_of_control, cog_flexibility), SocialPersonalityModel (assertion, empathy, ideology), WorldPerceptionModel (history, relation, known events), and NPCModel wrapping all three.</w:t>
+            </w:r>
+          </w:p>
+        </w:tc>
+      </w:tr>
+      <w:tr>
         <w:tc>
           <w:tcPr>
             <w:tcW w:w="2200" w:type="dxa"/>
@@ -775,12 +668,6 @@
         <w:gridCol w:w="6826"/>
       </w:tblGrid>
       <w:tr>
-        <w:tblPrEx>
-          <w:tblCellMar>
-            <w:top w:w="0" w:type="dxa"/>
-            <w:bottom w:w="0" w:type="dxa"/>
-          </w:tblCellMar>
-        </w:tblPrEx>
         <w:tc>
           <w:tcPr>
             <w:tcW w:w="9026" w:type="dxa"/>
@@ -814,12 +701,6 @@
         </w:tc>
       </w:tr>
       <w:tr>
-        <w:tblPrEx>
-          <w:tblCellMar>
-            <w:top w:w="0" w:type="dxa"/>
-            <w:bottom w:w="0" w:type="dxa"/>
-          </w:tblCellMar>
-        </w:tblPrEx>
         <w:tc>
           <w:tcPr>
             <w:tcW w:w="2200" w:type="dxa"/>
@@ -849,7 +730,6 @@
                 <w:sz w:val="22"/>
                 <w:szCs w:val="22"/>
               </w:rPr>
-              <w:lastRenderedPageBreak/>
               <w:t>WWW What Went Well</w:t>
             </w:r>
           </w:p>
@@ -875,6 +755,9 @@
             <w:pPr>
               <w:spacing w:before="120" w:after="120"/>
             </w:pPr>
+            <w:r>
+              <w:t>Good foundational design of NPC architecture and. Scalable modular system conceptualised.</w:t>
+            </w:r>
           </w:p>
           <w:p>
             <w:pPr>
@@ -889,12 +772,6 @@
         </w:tc>
       </w:tr>
       <w:tr>
-        <w:tblPrEx>
-          <w:tblCellMar>
-            <w:top w:w="0" w:type="dxa"/>
-            <w:bottom w:w="0" w:type="dxa"/>
-          </w:tblCellMar>
-        </w:tblPrEx>
         <w:tc>
           <w:tcPr>
             <w:tcW w:w="2200" w:type="dxa"/>
@@ -949,6 +826,9 @@
             <w:pPr>
               <w:spacing w:before="120" w:after="120"/>
             </w:pPr>
+            <w:r>
+              <w:t>More consideration for World Perception Model in its unique design.</w:t>
+            </w:r>
           </w:p>
           <w:p>
             <w:pPr>
@@ -965,6 +845,7 @@
     </w:tbl>
     <w:p>
       <w:r>
+        <w:lastRenderedPageBreak/>
         <w:br/>
       </w:r>
     </w:p>
@@ -974,7 +855,10 @@
         <w:spacing w:before="320"/>
       </w:pPr>
       <w:r>
-        <w:t>Sprint 2 — Pipeline &amp; Ollama Integration</w:t>
+        <w:t>Entry</w:t>
+      </w:r>
+      <w:r>
+        <w:t xml:space="preserve"> 2 — Pipeline &amp; Ollama Integration</w:t>
       </w:r>
     </w:p>
     <w:p>
@@ -1027,12 +911,6 @@
         <w:gridCol w:w="6826"/>
       </w:tblGrid>
       <w:tr>
-        <w:tblPrEx>
-          <w:tblCellMar>
-            <w:top w:w="0" w:type="dxa"/>
-            <w:bottom w:w="0" w:type="dxa"/>
-          </w:tblCellMar>
-        </w:tblPrEx>
         <w:trPr>
           <w:tblHeader/>
         </w:trPr>
@@ -1094,12 +972,6 @@
         </w:tc>
       </w:tr>
       <w:tr>
-        <w:tblPrEx>
-          <w:tblCellMar>
-            <w:top w:w="0" w:type="dxa"/>
-            <w:bottom w:w="0" w:type="dxa"/>
-          </w:tblCellMar>
-        </w:tblPrEx>
         <w:tc>
           <w:tcPr>
             <w:tcW w:w="2200" w:type="dxa"/>
@@ -1153,12 +1025,6 @@
         </w:tc>
       </w:tr>
       <w:tr>
-        <w:tblPrEx>
-          <w:tblCellMar>
-            <w:top w:w="0" w:type="dxa"/>
-            <w:bottom w:w="0" w:type="dxa"/>
-          </w:tblCellMar>
-        </w:tblPrEx>
         <w:tc>
           <w:tcPr>
             <w:tcW w:w="2200" w:type="dxa"/>
@@ -1212,12 +1078,6 @@
         </w:tc>
       </w:tr>
       <w:tr>
-        <w:tblPrEx>
-          <w:tblCellMar>
-            <w:top w:w="0" w:type="dxa"/>
-            <w:bottom w:w="0" w:type="dxa"/>
-          </w:tblCellMar>
-        </w:tblPrEx>
         <w:tc>
           <w:tcPr>
             <w:tcW w:w="2200" w:type="dxa"/>
@@ -1267,11 +1127,9 @@
             <w:r>
               <w:t xml:space="preserve">Early testing revealed that without min/max response anchors, Ollama output was inconsistent in tone and sometimes </w:t>
             </w:r>
-            <w:proofErr w:type="gramStart"/>
-            <w:r>
-              <w:t>off-character</w:t>
-            </w:r>
-            <w:proofErr w:type="gramEnd"/>
+            <w:r>
+              <w:t>off character</w:t>
+            </w:r>
             <w:r>
               <w:t>. Logged as a future fix.</w:t>
             </w:r>
@@ -1306,12 +1164,6 @@
         <w:gridCol w:w="6826"/>
       </w:tblGrid>
       <w:tr>
-        <w:tblPrEx>
-          <w:tblCellMar>
-            <w:top w:w="0" w:type="dxa"/>
-            <w:bottom w:w="0" w:type="dxa"/>
-          </w:tblCellMar>
-        </w:tblPrEx>
         <w:tc>
           <w:tcPr>
             <w:tcW w:w="9026" w:type="dxa"/>
@@ -1345,12 +1197,6 @@
         </w:tc>
       </w:tr>
       <w:tr>
-        <w:tblPrEx>
-          <w:tblCellMar>
-            <w:top w:w="0" w:type="dxa"/>
-            <w:bottom w:w="0" w:type="dxa"/>
-          </w:tblCellMar>
-        </w:tblPrEx>
         <w:tc>
           <w:tcPr>
             <w:tcW w:w="2200" w:type="dxa"/>
@@ -1405,6 +1251,9 @@
             <w:pPr>
               <w:spacing w:before="120" w:after="120"/>
             </w:pPr>
+            <w:r>
+              <w:t>Ollama integrated seamlessly. Outcome type system integrated where it was failed to be conceptualised in entry 1.</w:t>
+            </w:r>
           </w:p>
           <w:p>
             <w:pPr>
@@ -1419,12 +1268,6 @@
         </w:tc>
       </w:tr>
       <w:tr>
-        <w:tblPrEx>
-          <w:tblCellMar>
-            <w:top w:w="0" w:type="dxa"/>
-            <w:bottom w:w="0" w:type="dxa"/>
-          </w:tblCellMar>
-        </w:tblPrEx>
         <w:tc>
           <w:tcPr>
             <w:tcW w:w="2200" w:type="dxa"/>
@@ -1479,6 +1322,9 @@
             <w:pPr>
               <w:spacing w:before="120" w:after="120"/>
             </w:pPr>
+            <w:r>
+              <w:t>Better, more consolidated decision-making made with narrative transitions.</w:t>
+            </w:r>
           </w:p>
           <w:p>
             <w:pPr>
@@ -1504,7 +1350,13 @@
         <w:spacing w:before="320"/>
       </w:pPr>
       <w:r>
-        <w:t>Sprint 3 — Full BDI Pipeline &amp; First Feature-Complete Version</w:t>
+        <w:t>Entry</w:t>
+      </w:r>
+      <w:r>
+        <w:t xml:space="preserve"> 3 — Full BDI Pipeline </w:t>
+      </w:r>
+      <w:r>
+        <w:t>Established</w:t>
       </w:r>
     </w:p>
     <w:p>
@@ -1557,12 +1409,6 @@
         <w:gridCol w:w="6826"/>
       </w:tblGrid>
       <w:tr>
-        <w:tblPrEx>
-          <w:tblCellMar>
-            <w:top w:w="0" w:type="dxa"/>
-            <w:bottom w:w="0" w:type="dxa"/>
-          </w:tblCellMar>
-        </w:tblPrEx>
         <w:trPr>
           <w:tblHeader/>
         </w:trPr>
@@ -1590,154 +1436,145 @@
                 <w:bCs/>
                 <w:color w:val="FFFFFF"/>
               </w:rPr>
+              <w:t>Activity</w:t>
+            </w:r>
+          </w:p>
+        </w:tc>
+        <w:tc>
+          <w:tcPr>
+            <w:tcW w:w="6826" w:type="dxa"/>
+            <w:tcBorders>
+              <w:top w:val="single" w:sz="1" w:space="0" w:color="BFBFBF"/>
+              <w:left w:val="single" w:sz="1" w:space="0" w:color="BFBFBF"/>
+              <w:bottom w:val="single" w:sz="1" w:space="0" w:color="BFBFBF"/>
+              <w:right w:val="single" w:sz="1" w:space="0" w:color="BFBFBF"/>
+            </w:tcBorders>
+            <w:shd w:val="clear" w:color="auto" w:fill="1F3864"/>
+            <w:tcMar>
+              <w:top w:w="80" w:type="dxa"/>
+              <w:left w:w="140" w:type="dxa"/>
+              <w:bottom w:w="80" w:type="dxa"/>
+              <w:right w:w="140" w:type="dxa"/>
+            </w:tcMar>
+          </w:tcPr>
+          <w:p>
+            <w:r>
+              <w:rPr>
+                <w:b/>
+                <w:bCs/>
+                <w:color w:val="FFFFFF"/>
+              </w:rPr>
+              <w:t>Detail</w:t>
+            </w:r>
+          </w:p>
+        </w:tc>
+      </w:tr>
+      <w:tr>
+        <w:tc>
+          <w:tcPr>
+            <w:tcW w:w="2200" w:type="dxa"/>
+            <w:tcBorders>
+              <w:top w:val="single" w:sz="1" w:space="0" w:color="BFBFBF"/>
+              <w:left w:val="single" w:sz="1" w:space="0" w:color="BFBFBF"/>
+              <w:bottom w:val="single" w:sz="1" w:space="0" w:color="BFBFBF"/>
+              <w:right w:val="single" w:sz="1" w:space="0" w:color="BFBFBF"/>
+            </w:tcBorders>
+            <w:shd w:val="clear" w:color="auto" w:fill="FFFFFF"/>
+            <w:tcMar>
+              <w:top w:w="80" w:type="dxa"/>
+              <w:left w:w="140" w:type="dxa"/>
+              <w:bottom w:w="80" w:type="dxa"/>
+              <w:right w:w="140" w:type="dxa"/>
+            </w:tcMar>
+          </w:tcPr>
+          <w:p>
+            <w:r>
+              <w:rPr>
+                <w:b/>
+                <w:bCs/>
+                <w:color w:val="2E5FAC"/>
+              </w:rPr>
+              <w:t>Full pipeline wired</w:t>
+            </w:r>
+          </w:p>
+        </w:tc>
+        <w:tc>
+          <w:tcPr>
+            <w:tcW w:w="6826" w:type="dxa"/>
+            <w:tcBorders>
+              <w:top w:val="single" w:sz="1" w:space="0" w:color="BFBFBF"/>
+              <w:left w:val="single" w:sz="1" w:space="0" w:color="BFBFBF"/>
+              <w:bottom w:val="single" w:sz="1" w:space="0" w:color="BFBFBF"/>
+              <w:right w:val="single" w:sz="1" w:space="0" w:color="BFBFBF"/>
+            </w:tcBorders>
+            <w:shd w:val="clear" w:color="auto" w:fill="FFFFFF"/>
+            <w:tcMar>
+              <w:top w:w="80" w:type="dxa"/>
+              <w:left w:w="140" w:type="dxa"/>
+              <w:bottom w:w="80" w:type="dxa"/>
+              <w:right w:w="140" w:type="dxa"/>
+            </w:tcMar>
+          </w:tcPr>
+          <w:p>
+            <w:r>
+              <w:t>pipeline.py expanded into a complete BDI chain: cognitive interpreter → desire formation → socialisation filter → outcome selector. Conversation simulation end-to-end became possible for the first time.</w:t>
+            </w:r>
+          </w:p>
+        </w:tc>
+      </w:tr>
+      <w:tr>
+        <w:tc>
+          <w:tcPr>
+            <w:tcW w:w="2200" w:type="dxa"/>
+            <w:tcBorders>
+              <w:top w:val="single" w:sz="1" w:space="0" w:color="BFBFBF"/>
+              <w:left w:val="single" w:sz="1" w:space="0" w:color="BFBFBF"/>
+              <w:bottom w:val="single" w:sz="1" w:space="0" w:color="BFBFBF"/>
+              <w:right w:val="single" w:sz="1" w:space="0" w:color="BFBFBF"/>
+            </w:tcBorders>
+            <w:shd w:val="clear" w:color="auto" w:fill="F2F2F2"/>
+            <w:tcMar>
+              <w:top w:w="80" w:type="dxa"/>
+              <w:left w:w="140" w:type="dxa"/>
+              <w:bottom w:w="80" w:type="dxa"/>
+              <w:right w:w="140" w:type="dxa"/>
+            </w:tcMar>
+          </w:tcPr>
+          <w:p>
+            <w:r>
+              <w:rPr>
+                <w:b/>
+                <w:bCs/>
+                <w:color w:val="2E5FAC"/>
+              </w:rPr>
+              <w:t>Narrative Simulator v1</w:t>
+            </w:r>
+          </w:p>
+        </w:tc>
+        <w:tc>
+          <w:tcPr>
+            <w:tcW w:w="6826" w:type="dxa"/>
+            <w:tcBorders>
+              <w:top w:val="single" w:sz="1" w:space="0" w:color="BFBFBF"/>
+              <w:left w:val="single" w:sz="1" w:space="0" w:color="BFBFBF"/>
+              <w:bottom w:val="single" w:sz="1" w:space="0" w:color="BFBFBF"/>
+              <w:right w:val="single" w:sz="1" w:space="0" w:color="BFBFBF"/>
+            </w:tcBorders>
+            <w:shd w:val="clear" w:color="auto" w:fill="F2F2F2"/>
+            <w:tcMar>
+              <w:top w:w="80" w:type="dxa"/>
+              <w:left w:w="140" w:type="dxa"/>
+              <w:bottom w:w="80" w:type="dxa"/>
+              <w:right w:w="140" w:type="dxa"/>
+            </w:tcMar>
+          </w:tcPr>
+          <w:p>
+            <w:r>
+              <w:t xml:space="preserve">narrative_engine.py declared feature-complete as a single-file template. ConversationSimulator.py deprecated. Capabilities: JSON scenario </w:t>
+            </w:r>
+            <w:r>
               <w:lastRenderedPageBreak/>
-              <w:t>Activity</w:t>
-            </w:r>
-          </w:p>
-        </w:tc>
-        <w:tc>
-          <w:tcPr>
-            <w:tcW w:w="6826" w:type="dxa"/>
-            <w:tcBorders>
-              <w:top w:val="single" w:sz="1" w:space="0" w:color="BFBFBF"/>
-              <w:left w:val="single" w:sz="1" w:space="0" w:color="BFBFBF"/>
-              <w:bottom w:val="single" w:sz="1" w:space="0" w:color="BFBFBF"/>
-              <w:right w:val="single" w:sz="1" w:space="0" w:color="BFBFBF"/>
-            </w:tcBorders>
-            <w:shd w:val="clear" w:color="auto" w:fill="1F3864"/>
-            <w:tcMar>
-              <w:top w:w="80" w:type="dxa"/>
-              <w:left w:w="140" w:type="dxa"/>
-              <w:bottom w:w="80" w:type="dxa"/>
-              <w:right w:w="140" w:type="dxa"/>
-            </w:tcMar>
-          </w:tcPr>
-          <w:p>
-            <w:r>
-              <w:rPr>
-                <w:b/>
-                <w:bCs/>
-                <w:color w:val="FFFFFF"/>
-              </w:rPr>
-              <w:t>Detail</w:t>
-            </w:r>
-          </w:p>
-        </w:tc>
-      </w:tr>
-      <w:tr>
-        <w:tblPrEx>
-          <w:tblCellMar>
-            <w:top w:w="0" w:type="dxa"/>
-            <w:bottom w:w="0" w:type="dxa"/>
-          </w:tblCellMar>
-        </w:tblPrEx>
-        <w:tc>
-          <w:tcPr>
-            <w:tcW w:w="2200" w:type="dxa"/>
-            <w:tcBorders>
-              <w:top w:val="single" w:sz="1" w:space="0" w:color="BFBFBF"/>
-              <w:left w:val="single" w:sz="1" w:space="0" w:color="BFBFBF"/>
-              <w:bottom w:val="single" w:sz="1" w:space="0" w:color="BFBFBF"/>
-              <w:right w:val="single" w:sz="1" w:space="0" w:color="BFBFBF"/>
-            </w:tcBorders>
-            <w:shd w:val="clear" w:color="auto" w:fill="FFFFFF"/>
-            <w:tcMar>
-              <w:top w:w="80" w:type="dxa"/>
-              <w:left w:w="140" w:type="dxa"/>
-              <w:bottom w:w="80" w:type="dxa"/>
-              <w:right w:w="140" w:type="dxa"/>
-            </w:tcMar>
-          </w:tcPr>
-          <w:p>
-            <w:r>
-              <w:rPr>
-                <w:b/>
-                <w:bCs/>
-                <w:color w:val="2E5FAC"/>
-              </w:rPr>
-              <w:t>Full pipeline wired</w:t>
-            </w:r>
-          </w:p>
-        </w:tc>
-        <w:tc>
-          <w:tcPr>
-            <w:tcW w:w="6826" w:type="dxa"/>
-            <w:tcBorders>
-              <w:top w:val="single" w:sz="1" w:space="0" w:color="BFBFBF"/>
-              <w:left w:val="single" w:sz="1" w:space="0" w:color="BFBFBF"/>
-              <w:bottom w:val="single" w:sz="1" w:space="0" w:color="BFBFBF"/>
-              <w:right w:val="single" w:sz="1" w:space="0" w:color="BFBFBF"/>
-            </w:tcBorders>
-            <w:shd w:val="clear" w:color="auto" w:fill="FFFFFF"/>
-            <w:tcMar>
-              <w:top w:w="80" w:type="dxa"/>
-              <w:left w:w="140" w:type="dxa"/>
-              <w:bottom w:w="80" w:type="dxa"/>
-              <w:right w:w="140" w:type="dxa"/>
-            </w:tcMar>
-          </w:tcPr>
-          <w:p>
-            <w:r>
-              <w:t>pipeline.py expanded into a complete BDI chain: cognitive interpreter → desire formation → socialisation filter → outcome selector. Conversation simulation end-to-end became possible for the first time.</w:t>
-            </w:r>
-          </w:p>
-        </w:tc>
-      </w:tr>
-      <w:tr>
-        <w:tblPrEx>
-          <w:tblCellMar>
-            <w:top w:w="0" w:type="dxa"/>
-            <w:bottom w:w="0" w:type="dxa"/>
-          </w:tblCellMar>
-        </w:tblPrEx>
-        <w:tc>
-          <w:tcPr>
-            <w:tcW w:w="2200" w:type="dxa"/>
-            <w:tcBorders>
-              <w:top w:val="single" w:sz="1" w:space="0" w:color="BFBFBF"/>
-              <w:left w:val="single" w:sz="1" w:space="0" w:color="BFBFBF"/>
-              <w:bottom w:val="single" w:sz="1" w:space="0" w:color="BFBFBF"/>
-              <w:right w:val="single" w:sz="1" w:space="0" w:color="BFBFBF"/>
-            </w:tcBorders>
-            <w:shd w:val="clear" w:color="auto" w:fill="F2F2F2"/>
-            <w:tcMar>
-              <w:top w:w="80" w:type="dxa"/>
-              <w:left w:w="140" w:type="dxa"/>
-              <w:bottom w:w="80" w:type="dxa"/>
-              <w:right w:w="140" w:type="dxa"/>
-            </w:tcMar>
-          </w:tcPr>
-          <w:p>
-            <w:r>
-              <w:rPr>
-                <w:b/>
-                <w:bCs/>
-                <w:color w:val="2E5FAC"/>
-              </w:rPr>
-              <w:t>Narrative Simulator v1</w:t>
-            </w:r>
-          </w:p>
-        </w:tc>
-        <w:tc>
-          <w:tcPr>
-            <w:tcW w:w="6826" w:type="dxa"/>
-            <w:tcBorders>
-              <w:top w:val="single" w:sz="1" w:space="0" w:color="BFBFBF"/>
-              <w:left w:val="single" w:sz="1" w:space="0" w:color="BFBFBF"/>
-              <w:bottom w:val="single" w:sz="1" w:space="0" w:color="BFBFBF"/>
-              <w:right w:val="single" w:sz="1" w:space="0" w:color="BFBFBF"/>
-            </w:tcBorders>
-            <w:shd w:val="clear" w:color="auto" w:fill="F2F2F2"/>
-            <w:tcMar>
-              <w:top w:w="80" w:type="dxa"/>
-              <w:left w:w="140" w:type="dxa"/>
-              <w:bottom w:w="80" w:type="dxa"/>
-              <w:right w:w="140" w:type="dxa"/>
-            </w:tcMar>
-          </w:tcPr>
-          <w:p>
-            <w:r>
-              <w:t>narrative_engine.py declared feature-complete as a single-file template. ConversationSimulator.py deprecated. Capabilities: JSON scenario loading, BDI pipeline per turn, Ollama NPC response, terminal outcome detection.</w:t>
+              <w:t>loading, BDI pipeline per turn, Ollama NPC response, terminal outcome detection.</w:t>
             </w:r>
           </w:p>
         </w:tc>
@@ -1770,12 +1607,6 @@
         <w:gridCol w:w="6826"/>
       </w:tblGrid>
       <w:tr>
-        <w:tblPrEx>
-          <w:tblCellMar>
-            <w:top w:w="0" w:type="dxa"/>
-            <w:bottom w:w="0" w:type="dxa"/>
-          </w:tblCellMar>
-        </w:tblPrEx>
         <w:tc>
           <w:tcPr>
             <w:tcW w:w="9026" w:type="dxa"/>
@@ -1809,12 +1640,6 @@
         </w:tc>
       </w:tr>
       <w:tr>
-        <w:tblPrEx>
-          <w:tblCellMar>
-            <w:top w:w="0" w:type="dxa"/>
-            <w:bottom w:w="0" w:type="dxa"/>
-          </w:tblCellMar>
-        </w:tblPrEx>
         <w:tc>
           <w:tcPr>
             <w:tcW w:w="2200" w:type="dxa"/>
@@ -1874,6 +1699,9 @@
             <w:pPr>
               <w:spacing w:before="120" w:after="120"/>
             </w:pPr>
+            <w:r>
+              <w:t>BDI chain fully established with few early console successes on a demo version.</w:t>
+            </w:r>
           </w:p>
           <w:p>
             <w:pPr>
@@ -1883,12 +1711,6 @@
         </w:tc>
       </w:tr>
       <w:tr>
-        <w:tblPrEx>
-          <w:tblCellMar>
-            <w:top w:w="0" w:type="dxa"/>
-            <w:bottom w:w="0" w:type="dxa"/>
-          </w:tblCellMar>
-        </w:tblPrEx>
         <w:tc>
           <w:tcPr>
             <w:tcW w:w="2200" w:type="dxa"/>
@@ -1948,6 +1770,9 @@
             <w:pPr>
               <w:spacing w:before="120" w:after="120"/>
             </w:pPr>
+            <w:r>
+              <w:t>Automatic output logging should have been established here.</w:t>
+            </w:r>
           </w:p>
           <w:p>
             <w:pPr>
@@ -1968,7 +1793,10 @@
         <w:spacing w:before="320"/>
       </w:pPr>
       <w:r>
-        <w:t>Sprint 4 — LLM Comparison &amp; Model Refactor</w:t>
+        <w:t>Entry</w:t>
+      </w:r>
+      <w:r>
+        <w:t xml:space="preserve"> 4 — LLM Comparison &amp; Model Refactor</w:t>
       </w:r>
     </w:p>
     <w:p>
@@ -2021,12 +1849,6 @@
         <w:gridCol w:w="6826"/>
       </w:tblGrid>
       <w:tr>
-        <w:tblPrEx>
-          <w:tblCellMar>
-            <w:top w:w="0" w:type="dxa"/>
-            <w:bottom w:w="0" w:type="dxa"/>
-          </w:tblCellMar>
-        </w:tblPrEx>
         <w:trPr>
           <w:tblHeader/>
         </w:trPr>
@@ -2088,12 +1910,6 @@
         </w:tc>
       </w:tr>
       <w:tr>
-        <w:tblPrEx>
-          <w:tblCellMar>
-            <w:top w:w="0" w:type="dxa"/>
-            <w:bottom w:w="0" w:type="dxa"/>
-          </w:tblCellMar>
-        </w:tblPrEx>
         <w:tc>
           <w:tcPr>
             <w:tcW w:w="2200" w:type="dxa"/>
@@ -2118,62 +1934,66 @@
                 <w:bCs/>
                 <w:color w:val="2E5FAC"/>
               </w:rPr>
-              <w:t>LLM switch to phi</w:t>
-            </w:r>
-            <w:proofErr w:type="gramStart"/>
+              <w:t>LLM switch to phi3:mini</w:t>
+            </w:r>
+          </w:p>
+        </w:tc>
+        <w:tc>
+          <w:tcPr>
+            <w:tcW w:w="6826" w:type="dxa"/>
+            <w:tcBorders>
+              <w:top w:val="single" w:sz="1" w:space="0" w:color="BFBFBF"/>
+              <w:left w:val="single" w:sz="1" w:space="0" w:color="BFBFBF"/>
+              <w:bottom w:val="single" w:sz="1" w:space="0" w:color="BFBFBF"/>
+              <w:right w:val="single" w:sz="1" w:space="0" w:color="BFBFBF"/>
+            </w:tcBorders>
+            <w:shd w:val="clear" w:color="auto" w:fill="FFFFFF"/>
+            <w:tcMar>
+              <w:top w:w="80" w:type="dxa"/>
+              <w:left w:w="140" w:type="dxa"/>
+              <w:bottom w:w="80" w:type="dxa"/>
+              <w:right w:w="140" w:type="dxa"/>
+            </w:tcMar>
+          </w:tcPr>
+          <w:p>
+            <w:r>
+              <w:t>Switched default model from qwen2.5:3b to phi3:mini for comparative evaluation. Quality and latency tested against the same scenarios. Later commits reverted to qwen2.5:3b after quality comparison favoured it.</w:t>
+            </w:r>
+          </w:p>
+        </w:tc>
+      </w:tr>
+      <w:tr>
+        <w:tc>
+          <w:tcPr>
+            <w:tcW w:w="2200" w:type="dxa"/>
+            <w:tcBorders>
+              <w:top w:val="single" w:sz="1" w:space="0" w:color="BFBFBF"/>
+              <w:left w:val="single" w:sz="1" w:space="0" w:color="BFBFBF"/>
+              <w:bottom w:val="single" w:sz="1" w:space="0" w:color="BFBFBF"/>
+              <w:right w:val="single" w:sz="1" w:space="0" w:color="BFBFBF"/>
+            </w:tcBorders>
+            <w:shd w:val="clear" w:color="auto" w:fill="F2F2F2"/>
+            <w:tcMar>
+              <w:top w:w="80" w:type="dxa"/>
+              <w:left w:w="140" w:type="dxa"/>
+              <w:bottom w:w="80" w:type="dxa"/>
+              <w:right w:w="140" w:type="dxa"/>
+            </w:tcMar>
+          </w:tcPr>
+          <w:p>
             <w:r>
               <w:rPr>
                 <w:b/>
                 <w:bCs/>
                 <w:color w:val="2E5FAC"/>
               </w:rPr>
-              <w:t>3:mini</w:t>
-            </w:r>
-            <w:proofErr w:type="gramEnd"/>
-          </w:p>
-        </w:tc>
-        <w:tc>
-          <w:tcPr>
-            <w:tcW w:w="6826" w:type="dxa"/>
-            <w:tcBorders>
-              <w:top w:val="single" w:sz="1" w:space="0" w:color="BFBFBF"/>
-              <w:left w:val="single" w:sz="1" w:space="0" w:color="BFBFBF"/>
-              <w:bottom w:val="single" w:sz="1" w:space="0" w:color="BFBFBF"/>
-              <w:right w:val="single" w:sz="1" w:space="0" w:color="BFBFBF"/>
-            </w:tcBorders>
-            <w:shd w:val="clear" w:color="auto" w:fill="FFFFFF"/>
-            <w:tcMar>
-              <w:top w:w="80" w:type="dxa"/>
-              <w:left w:w="140" w:type="dxa"/>
-              <w:bottom w:w="80" w:type="dxa"/>
-              <w:right w:w="140" w:type="dxa"/>
-            </w:tcMar>
-          </w:tcPr>
-          <w:p>
-            <w:r>
-              <w:t>Switched default model from qwen2.5:3b to phi</w:t>
-            </w:r>
-            <w:proofErr w:type="gramStart"/>
-            <w:r>
-              <w:t>3:mini</w:t>
-            </w:r>
-            <w:proofErr w:type="gramEnd"/>
-            <w:r>
-              <w:t xml:space="preserve"> for comparative evaluation. Quality and latency tested against the same scenarios. Later commits reverted to qwen2.5:3b after quality comparison favoured it.</w:t>
-            </w:r>
-          </w:p>
-        </w:tc>
-      </w:tr>
-      <w:tr>
-        <w:tblPrEx>
-          <w:tblCellMar>
-            <w:top w:w="0" w:type="dxa"/>
-            <w:bottom w:w="0" w:type="dxa"/>
-          </w:tblCellMar>
-        </w:tblPrEx>
-        <w:tc>
-          <w:tcPr>
-            <w:tcW w:w="2200" w:type="dxa"/>
+              <w:t>Wildcards renamed</w:t>
+            </w:r>
+          </w:p>
+        </w:tc>
+        <w:tc>
+          <w:tcPr>
+            <w:tcW w:w="6826" w:type="dxa"/>
             <w:tcBorders>
               <w:top w:val="single" w:sz="1" w:space="0" w:color="BFBFBF"/>
               <w:left w:val="single" w:sz="1" w:space="0" w:color="BFBFBF"/>
@@ -2190,46 +2010,12 @@
           </w:tcPr>
           <w:p>
             <w:r>
-              <w:rPr>
-                <w:b/>
-                <w:bCs/>
-                <w:color w:val="2E5FAC"/>
-              </w:rPr>
-              <w:t>Wildcards renamed</w:t>
-            </w:r>
-          </w:p>
-        </w:tc>
-        <w:tc>
-          <w:tcPr>
-            <w:tcW w:w="6826" w:type="dxa"/>
-            <w:tcBorders>
-              <w:top w:val="single" w:sz="1" w:space="0" w:color="BFBFBF"/>
-              <w:left w:val="single" w:sz="1" w:space="0" w:color="BFBFBF"/>
-              <w:bottom w:val="single" w:sz="1" w:space="0" w:color="BFBFBF"/>
-              <w:right w:val="single" w:sz="1" w:space="0" w:color="BFBFBF"/>
-            </w:tcBorders>
-            <w:shd w:val="clear" w:color="auto" w:fill="F2F2F2"/>
-            <w:tcMar>
-              <w:top w:w="80" w:type="dxa"/>
-              <w:left w:w="140" w:type="dxa"/>
-              <w:bottom w:w="80" w:type="dxa"/>
-              <w:right w:w="140" w:type="dxa"/>
-            </w:tcMar>
-          </w:tcPr>
-          <w:p>
-            <w:r>
               <w:t>Wildcard system renamed to Prompt-Modifiers for clarity. The system injects Ollama sampling parameters (temperature, penalty, token limits) for rare emotional states. Behaviour unchanged.</w:t>
             </w:r>
           </w:p>
         </w:tc>
       </w:tr>
       <w:tr>
-        <w:tblPrEx>
-          <w:tblCellMar>
-            <w:top w:w="0" w:type="dxa"/>
-            <w:bottom w:w="0" w:type="dxa"/>
-          </w:tblCellMar>
-        </w:tblPrEx>
         <w:tc>
           <w:tcPr>
             <w:tcW w:w="2200" w:type="dxa"/>
@@ -2310,12 +2096,6 @@
         <w:gridCol w:w="6826"/>
       </w:tblGrid>
       <w:tr>
-        <w:tblPrEx>
-          <w:tblCellMar>
-            <w:top w:w="0" w:type="dxa"/>
-            <w:bottom w:w="0" w:type="dxa"/>
-          </w:tblCellMar>
-        </w:tblPrEx>
         <w:tc>
           <w:tcPr>
             <w:tcW w:w="9026" w:type="dxa"/>
@@ -2349,12 +2129,6 @@
         </w:tc>
       </w:tr>
       <w:tr>
-        <w:tblPrEx>
-          <w:tblCellMar>
-            <w:top w:w="0" w:type="dxa"/>
-            <w:bottom w:w="0" w:type="dxa"/>
-          </w:tblCellMar>
-        </w:tblPrEx>
         <w:tc>
           <w:tcPr>
             <w:tcW w:w="2200" w:type="dxa"/>
@@ -2409,6 +2183,9 @@
             <w:pPr>
               <w:spacing w:before="120" w:after="120"/>
             </w:pPr>
+            <w:r>
+              <w:t>Refactoring made every entry from this point on feel easier to complete. Searching, debugging and maintenance was far quicker.</w:t>
+            </w:r>
           </w:p>
           <w:p>
             <w:pPr>
@@ -2423,12 +2200,6 @@
         </w:tc>
       </w:tr>
       <w:tr>
-        <w:tblPrEx>
-          <w:tblCellMar>
-            <w:top w:w="0" w:type="dxa"/>
-            <w:bottom w:w="0" w:type="dxa"/>
-          </w:tblCellMar>
-        </w:tblPrEx>
         <w:tc>
           <w:tcPr>
             <w:tcW w:w="2200" w:type="dxa"/>
@@ -2479,6 +2250,14 @@
               <w:right w:w="140" w:type="dxa"/>
             </w:tcMar>
           </w:tcPr>
+          <w:p>
+            <w:pPr>
+              <w:spacing w:before="120" w:after="120"/>
+            </w:pPr>
+            <w:r>
+              <w:t>Too much experimentation this entry; too many failures and too much time wasted here. Phi3: mini was inconsequential in the end.</w:t>
+            </w:r>
+          </w:p>
           <w:p>
             <w:pPr>
               <w:spacing w:before="120" w:after="120"/>
@@ -2509,7 +2288,10 @@
         <w:spacing w:before="320"/>
       </w:pPr>
       <w:r>
-        <w:t>Sprint 5 — Multi-NPC Support &amp; Package Restructure</w:t>
+        <w:t>Entry</w:t>
+      </w:r>
+      <w:r>
+        <w:t xml:space="preserve"> 5 — Multi-NPC Support &amp; Package Restructure</w:t>
       </w:r>
     </w:p>
     <w:p>
@@ -2562,12 +2344,6 @@
         <w:gridCol w:w="6826"/>
       </w:tblGrid>
       <w:tr>
-        <w:tblPrEx>
-          <w:tblCellMar>
-            <w:top w:w="0" w:type="dxa"/>
-            <w:bottom w:w="0" w:type="dxa"/>
-          </w:tblCellMar>
-        </w:tblPrEx>
         <w:trPr>
           <w:tblHeader/>
         </w:trPr>
@@ -2629,12 +2405,6 @@
         </w:tc>
       </w:tr>
       <w:tr>
-        <w:tblPrEx>
-          <w:tblCellMar>
-            <w:top w:w="0" w:type="dxa"/>
-            <w:bottom w:w="0" w:type="dxa"/>
-          </w:tblCellMar>
-        </w:tblPrEx>
         <w:tc>
           <w:tcPr>
             <w:tcW w:w="2200" w:type="dxa"/>
@@ -2688,12 +2458,6 @@
         </w:tc>
       </w:tr>
       <w:tr>
-        <w:tblPrEx>
-          <w:tblCellMar>
-            <w:top w:w="0" w:type="dxa"/>
-            <w:bottom w:w="0" w:type="dxa"/>
-          </w:tblCellMar>
-        </w:tblPrEx>
         <w:tc>
           <w:tcPr>
             <w:tcW w:w="2200" w:type="dxa"/>
@@ -2741,34 +2505,12 @@
           </w:tcPr>
           <w:p>
             <w:r>
-              <w:t xml:space="preserve">Transition logic rewritten to trigger on </w:t>
-            </w:r>
-            <w:proofErr w:type="spellStart"/>
-            <w:r>
-              <w:t>interaction_outcome</w:t>
-            </w:r>
-            <w:proofErr w:type="spellEnd"/>
-            <w:r>
-              <w:t xml:space="preserve"> from the BDI pipeline rather than on LLM dialogue content. Deterministic, reliable, and independent of what the model says. Confirmed with a full </w:t>
-            </w:r>
-            <w:proofErr w:type="spellStart"/>
-            <w:r>
-              <w:t>Krakk</w:t>
-            </w:r>
-            <w:proofErr w:type="spellEnd"/>
-            <w:r>
-              <w:t xml:space="preserve"> test conversation.</w:t>
-            </w:r>
-          </w:p>
-        </w:tc>
-      </w:tr>
-      <w:tr>
-        <w:tblPrEx>
-          <w:tblCellMar>
-            <w:top w:w="0" w:type="dxa"/>
-            <w:bottom w:w="0" w:type="dxa"/>
-          </w:tblCellMar>
-        </w:tblPrEx>
+              <w:t>Transition logic rewritten to trigger on interaction_outcome from the BDI pipeline rather than on LLM dialogue content. Deterministic, reliable, and independent of what the model says. Confirmed with a full Krakk test conversation.</w:t>
+            </w:r>
+          </w:p>
+        </w:tc>
+      </w:tr>
+      <w:tr>
         <w:tc>
           <w:tcPr>
             <w:tcW w:w="2200" w:type="dxa"/>
@@ -2822,12 +2564,6 @@
         </w:tc>
       </w:tr>
       <w:tr>
-        <w:tblPrEx>
-          <w:tblCellMar>
-            <w:top w:w="0" w:type="dxa"/>
-            <w:bottom w:w="0" w:type="dxa"/>
-          </w:tblCellMar>
-        </w:tblPrEx>
         <w:tc>
           <w:tcPr>
             <w:tcW w:w="2200" w:type="dxa"/>
@@ -2881,12 +2617,6 @@
         </w:tc>
       </w:tr>
       <w:tr>
-        <w:tblPrEx>
-          <w:tblCellMar>
-            <w:top w:w="0" w:type="dxa"/>
-            <w:bottom w:w="0" w:type="dxa"/>
-          </w:tblCellMar>
-        </w:tblPrEx>
         <w:tc>
           <w:tcPr>
             <w:tcW w:w="2200" w:type="dxa"/>
@@ -2933,29 +2663,8 @@
             </w:tcMar>
           </w:tcPr>
           <w:p>
-            <w:proofErr w:type="spellStart"/>
-            <w:r>
-              <w:t>pdoc</w:t>
-            </w:r>
-            <w:proofErr w:type="spellEnd"/>
-            <w:r>
-              <w:t xml:space="preserve"> used to generate HTML API documentation for </w:t>
-            </w:r>
-            <w:proofErr w:type="spellStart"/>
-            <w:r>
-              <w:t>pne</w:t>
-            </w:r>
-            <w:proofErr w:type="spellEnd"/>
-            <w:r>
-              <w:t xml:space="preserve"> and </w:t>
-            </w:r>
-            <w:proofErr w:type="spellStart"/>
-            <w:r>
-              <w:t>narrative_engine</w:t>
-            </w:r>
-            <w:proofErr w:type="spellEnd"/>
-            <w:r>
-              <w:t xml:space="preserve"> packages.</w:t>
+            <w:r>
+              <w:t>pdoc used to generate HTML API documentation for pne and narrative_engine packages.</w:t>
             </w:r>
           </w:p>
         </w:tc>
@@ -2988,12 +2697,6 @@
         <w:gridCol w:w="6826"/>
       </w:tblGrid>
       <w:tr>
-        <w:tblPrEx>
-          <w:tblCellMar>
-            <w:top w:w="0" w:type="dxa"/>
-            <w:bottom w:w="0" w:type="dxa"/>
-          </w:tblCellMar>
-        </w:tblPrEx>
         <w:tc>
           <w:tcPr>
             <w:tcW w:w="9026" w:type="dxa"/>
@@ -3027,12 +2730,6 @@
         </w:tc>
       </w:tr>
       <w:tr>
-        <w:tblPrEx>
-          <w:tblCellMar>
-            <w:top w:w="0" w:type="dxa"/>
-            <w:bottom w:w="0" w:type="dxa"/>
-          </w:tblCellMar>
-        </w:tblPrEx>
         <w:tc>
           <w:tcPr>
             <w:tcW w:w="2200" w:type="dxa"/>
@@ -3087,6 +2784,9 @@
             <w:pPr>
               <w:spacing w:before="120" w:after="120"/>
             </w:pPr>
+            <w:r>
+              <w:t>Good maintenance in package structure and doc generation. Transition logic expanded imperfectly but had massive influence on the egine..</w:t>
+            </w:r>
           </w:p>
           <w:p>
             <w:pPr>
@@ -3101,12 +2801,6 @@
         </w:tc>
       </w:tr>
       <w:tr>
-        <w:tblPrEx>
-          <w:tblCellMar>
-            <w:top w:w="0" w:type="dxa"/>
-            <w:bottom w:w="0" w:type="dxa"/>
-          </w:tblCellMar>
-        </w:tblPrEx>
         <w:tc>
           <w:tcPr>
             <w:tcW w:w="2200" w:type="dxa"/>
@@ -3166,6 +2860,9 @@
             <w:pPr>
               <w:spacing w:before="120" w:after="120"/>
             </w:pPr>
+            <w:r>
+              <w:t xml:space="preserve">Multi – NPC support eventually abandoned. </w:t>
+            </w:r>
           </w:p>
           <w:p>
             <w:pPr>
@@ -3186,7 +2883,10 @@
         <w:spacing w:before="320"/>
       </w:pPr>
       <w:r>
-        <w:t>Sprint 6 — FSM, Judgement Tracker &amp; Difficulty System</w:t>
+        <w:t>Entry</w:t>
+      </w:r>
+      <w:r>
+        <w:t xml:space="preserve"> 6 — FSM, Judgement Tracker &amp; Difficulty System</w:t>
       </w:r>
     </w:p>
     <w:p>
@@ -3239,12 +2939,6 @@
         <w:gridCol w:w="6826"/>
       </w:tblGrid>
       <w:tr>
-        <w:tblPrEx>
-          <w:tblCellMar>
-            <w:top w:w="0" w:type="dxa"/>
-            <w:bottom w:w="0" w:type="dxa"/>
-          </w:tblCellMar>
-        </w:tblPrEx>
         <w:trPr>
           <w:tblHeader/>
         </w:trPr>
@@ -3272,47 +2966,151 @@
                 <w:bCs/>
                 <w:color w:val="FFFFFF"/>
               </w:rPr>
+              <w:t>Activity</w:t>
+            </w:r>
+          </w:p>
+        </w:tc>
+        <w:tc>
+          <w:tcPr>
+            <w:tcW w:w="6826" w:type="dxa"/>
+            <w:tcBorders>
+              <w:top w:val="single" w:sz="1" w:space="0" w:color="BFBFBF"/>
+              <w:left w:val="single" w:sz="1" w:space="0" w:color="BFBFBF"/>
+              <w:bottom w:val="single" w:sz="1" w:space="0" w:color="BFBFBF"/>
+              <w:right w:val="single" w:sz="1" w:space="0" w:color="BFBFBF"/>
+            </w:tcBorders>
+            <w:shd w:val="clear" w:color="auto" w:fill="1F3864"/>
+            <w:tcMar>
+              <w:top w:w="80" w:type="dxa"/>
+              <w:left w:w="140" w:type="dxa"/>
+              <w:bottom w:w="80" w:type="dxa"/>
+              <w:right w:w="140" w:type="dxa"/>
+            </w:tcMar>
+          </w:tcPr>
+          <w:p>
+            <w:r>
+              <w:rPr>
+                <w:b/>
+                <w:bCs/>
+                <w:color w:val="FFFFFF"/>
+              </w:rPr>
+              <w:t>Detail</w:t>
+            </w:r>
+          </w:p>
+        </w:tc>
+      </w:tr>
+      <w:tr>
+        <w:tc>
+          <w:tcPr>
+            <w:tcW w:w="2200" w:type="dxa"/>
+            <w:tcBorders>
+              <w:top w:val="single" w:sz="1" w:space="0" w:color="BFBFBF"/>
+              <w:left w:val="single" w:sz="1" w:space="0" w:color="BFBFBF"/>
+              <w:bottom w:val="single" w:sz="1" w:space="0" w:color="BFBFBF"/>
+              <w:right w:val="single" w:sz="1" w:space="0" w:color="BFBFBF"/>
+            </w:tcBorders>
+            <w:shd w:val="clear" w:color="auto" w:fill="FFFFFF"/>
+            <w:tcMar>
+              <w:top w:w="80" w:type="dxa"/>
+              <w:left w:w="140" w:type="dxa"/>
+              <w:bottom w:w="80" w:type="dxa"/>
+              <w:right w:w="140" w:type="dxa"/>
+            </w:tcMar>
+          </w:tcPr>
+          <w:p>
+            <w:r>
+              <w:rPr>
+                <w:b/>
+                <w:bCs/>
+                <w:color w:val="2E5FAC"/>
+              </w:rPr>
+              <w:t>Intention registry</w:t>
+            </w:r>
+          </w:p>
+        </w:tc>
+        <w:tc>
+          <w:tcPr>
+            <w:tcW w:w="6826" w:type="dxa"/>
+            <w:tcBorders>
+              <w:top w:val="single" w:sz="1" w:space="0" w:color="BFBFBF"/>
+              <w:left w:val="single" w:sz="1" w:space="0" w:color="BFBFBF"/>
+              <w:bottom w:val="single" w:sz="1" w:space="0" w:color="BFBFBF"/>
+              <w:right w:val="single" w:sz="1" w:space="0" w:color="BFBFBF"/>
+            </w:tcBorders>
+            <w:shd w:val="clear" w:color="auto" w:fill="FFFFFF"/>
+            <w:tcMar>
+              <w:top w:w="80" w:type="dxa"/>
+              <w:left w:w="140" w:type="dxa"/>
+              <w:bottom w:w="80" w:type="dxa"/>
+              <w:right w:w="140" w:type="dxa"/>
+            </w:tcMar>
+          </w:tcPr>
+          <w:p>
+            <w:r>
+              <w:t xml:space="preserve">Library of named intention templates added (e.g. “Carefully Question Motives”, “Propose Alliance”). Socialisation layer now scores against </w:t>
+            </w:r>
+            <w:r>
               <w:lastRenderedPageBreak/>
-              <w:t>Activity</w:t>
-            </w:r>
-          </w:p>
-        </w:tc>
-        <w:tc>
-          <w:tcPr>
-            <w:tcW w:w="6826" w:type="dxa"/>
-            <w:tcBorders>
-              <w:top w:val="single" w:sz="1" w:space="0" w:color="BFBFBF"/>
-              <w:left w:val="single" w:sz="1" w:space="0" w:color="BFBFBF"/>
-              <w:bottom w:val="single" w:sz="1" w:space="0" w:color="BFBFBF"/>
-              <w:right w:val="single" w:sz="1" w:space="0" w:color="BFBFBF"/>
-            </w:tcBorders>
-            <w:shd w:val="clear" w:color="auto" w:fill="1F3864"/>
-            <w:tcMar>
-              <w:top w:w="80" w:type="dxa"/>
-              <w:left w:w="140" w:type="dxa"/>
-              <w:bottom w:w="80" w:type="dxa"/>
-              <w:right w:w="140" w:type="dxa"/>
-            </w:tcMar>
-          </w:tcPr>
-          <w:p>
-            <w:r>
-              <w:rPr>
-                <w:b/>
-                <w:bCs/>
-                <w:color w:val="FFFFFF"/>
-              </w:rPr>
-              <w:t>Detail</w:t>
-            </w:r>
-          </w:p>
-        </w:tc>
-      </w:tr>
-      <w:tr>
-        <w:tblPrEx>
-          <w:tblCellMar>
-            <w:top w:w="0" w:type="dxa"/>
-            <w:bottom w:w="0" w:type="dxa"/>
-          </w:tblCellMar>
-        </w:tblPrEx>
+              <w:t>these rather than generating free-form text. FSM routing becomes deterministic.</w:t>
+            </w:r>
+          </w:p>
+        </w:tc>
+      </w:tr>
+      <w:tr>
+        <w:tc>
+          <w:tcPr>
+            <w:tcW w:w="2200" w:type="dxa"/>
+            <w:tcBorders>
+              <w:top w:val="single" w:sz="1" w:space="0" w:color="BFBFBF"/>
+              <w:left w:val="single" w:sz="1" w:space="0" w:color="BFBFBF"/>
+              <w:bottom w:val="single" w:sz="1" w:space="0" w:color="BFBFBF"/>
+              <w:right w:val="single" w:sz="1" w:space="0" w:color="BFBFBF"/>
+            </w:tcBorders>
+            <w:shd w:val="clear" w:color="auto" w:fill="F2F2F2"/>
+            <w:tcMar>
+              <w:top w:w="80" w:type="dxa"/>
+              <w:left w:w="140" w:type="dxa"/>
+              <w:bottom w:w="80" w:type="dxa"/>
+              <w:right w:w="140" w:type="dxa"/>
+            </w:tcMar>
+          </w:tcPr>
+          <w:p>
+            <w:r>
+              <w:rPr>
+                <w:b/>
+                <w:bCs/>
+                <w:color w:val="2E5FAC"/>
+              </w:rPr>
+              <w:lastRenderedPageBreak/>
+              <w:t>World context in prompts</w:t>
+            </w:r>
+          </w:p>
+        </w:tc>
+        <w:tc>
+          <w:tcPr>
+            <w:tcW w:w="6826" w:type="dxa"/>
+            <w:tcBorders>
+              <w:top w:val="single" w:sz="1" w:space="0" w:color="BFBFBF"/>
+              <w:left w:val="single" w:sz="1" w:space="0" w:color="BFBFBF"/>
+              <w:bottom w:val="single" w:sz="1" w:space="0" w:color="BFBFBF"/>
+              <w:right w:val="single" w:sz="1" w:space="0" w:color="BFBFBF"/>
+            </w:tcBorders>
+            <w:shd w:val="clear" w:color="auto" w:fill="F2F2F2"/>
+            <w:tcMar>
+              <w:top w:w="80" w:type="dxa"/>
+              <w:left w:w="140" w:type="dxa"/>
+              <w:bottom w:w="80" w:type="dxa"/>
+              <w:right w:w="140" w:type="dxa"/>
+            </w:tcMar>
+          </w:tcPr>
+          <w:p>
+            <w:r>
+              <w:t>NPCs now receive a world-context snapshot (factions, locations, history) in their Ollama prompt. Previously they had only personal history and current conversation.</w:t>
+            </w:r>
+          </w:p>
+        </w:tc>
+      </w:tr>
+      <w:tr>
         <w:tc>
           <w:tcPr>
             <w:tcW w:w="2200" w:type="dxa"/>
@@ -3337,7 +3135,7 @@
                 <w:bCs/>
                 <w:color w:val="2E5FAC"/>
               </w:rPr>
-              <w:t>Intention registry</w:t>
+              <w:t>Pre-FSM checkpoint</w:t>
             </w:r>
           </w:p>
         </w:tc>
@@ -3360,18 +3158,12 @@
           </w:tcPr>
           <w:p>
             <w:r>
-              <w:t>Library of named intention templates added (e.g. “Carefully Question Motives”, “Propose Alliance”). Socialisation layer now scores against these rather than generating free-form text. FSM routing becomes deterministic.</w:t>
-            </w:r>
-          </w:p>
-        </w:tc>
-      </w:tr>
-      <w:tr>
-        <w:tblPrEx>
-          <w:tblCellMar>
-            <w:top w:w="0" w:type="dxa"/>
-            <w:bottom w:w="0" w:type="dxa"/>
-          </w:tblCellMar>
-        </w:tblPrEx>
+              <w:t>Stable snapshot taken before the FSM rewrite. Scenario JSON restructured so nodes reference active NPCs directly. Multi-turn test conversations (Amourie Othella, Moses) recorded to inform FSM design.</w:t>
+            </w:r>
+          </w:p>
+        </w:tc>
+      </w:tr>
+      <w:tr>
         <w:tc>
           <w:tcPr>
             <w:tcW w:w="2200" w:type="dxa"/>
@@ -3396,7 +3188,7 @@
                 <w:bCs/>
                 <w:color w:val="2E5FAC"/>
               </w:rPr>
-              <w:t>World context in prompts</w:t>
+              <w:t>Full FSM routing</w:t>
             </w:r>
           </w:p>
         </w:tc>
@@ -3419,18 +3211,12 @@
           </w:tcPr>
           <w:p>
             <w:r>
-              <w:t>NPCs now receive a world-context snapshot (factions, locations, history) in their Ollama prompt. Previously they had only personal history and current conversation.</w:t>
-            </w:r>
-          </w:p>
-        </w:tc>
-      </w:tr>
-      <w:tr>
-        <w:tblPrEx>
-          <w:tblCellMar>
-            <w:top w:w="0" w:type="dxa"/>
-            <w:bottom w:w="0" w:type="dxa"/>
-          </w:tblCellMar>
-        </w:tblPrEx>
+              <w:t>Scenario nodes gain transition conditions: turn count, relation thresholds, and intention-keyword gates. Engine picks first matching transition; stays on current node if none match. Recovery mode added — failed rolls queue a second-chance choice set.</w:t>
+            </w:r>
+          </w:p>
+        </w:tc>
+      </w:tr>
+      <w:tr>
         <w:tc>
           <w:tcPr>
             <w:tcW w:w="2200" w:type="dxa"/>
@@ -3455,7 +3241,7 @@
                 <w:bCs/>
                 <w:color w:val="2E5FAC"/>
               </w:rPr>
-              <w:t>Pre-FSM checkpoint</w:t>
+              <w:t>success_pct added</w:t>
             </w:r>
           </w:p>
         </w:tc>
@@ -3478,26 +3264,12 @@
           </w:tcPr>
           <w:p>
             <w:r>
-              <w:t>Stable snapshot taken before the FSM rewrite. Scenario JSON restructured so nodes reference active NPCs directly. Multi-turn test conversations (</w:t>
-            </w:r>
-            <w:proofErr w:type="spellStart"/>
-            <w:r>
-              <w:t>Amourie</w:t>
-            </w:r>
-            <w:proofErr w:type="spellEnd"/>
-            <w:r>
-              <w:t xml:space="preserve"> Othella, Moses) recorded to inform FSM design.</w:t>
-            </w:r>
-          </w:p>
-        </w:tc>
-      </w:tr>
-      <w:tr>
-        <w:tblPrEx>
-          <w:tblCellMar>
-            <w:top w:w="0" w:type="dxa"/>
-            <w:bottom w:w="0" w:type="dxa"/>
-          </w:tblCellMar>
-        </w:tblPrEx>
+              <w:t>Each choice now displays an analytical pre-roll success probability (0–100%) before the player commits. Calculated from skill, NPC resistance, and current relationship.</w:t>
+            </w:r>
+          </w:p>
+        </w:tc>
+      </w:tr>
+      <w:tr>
         <w:tc>
           <w:tcPr>
             <w:tcW w:w="2200" w:type="dxa"/>
@@ -3522,7 +3294,7 @@
                 <w:bCs/>
                 <w:color w:val="2E5FAC"/>
               </w:rPr>
-              <w:t>Full FSM routing</w:t>
+              <w:t>Judgement tracker</w:t>
             </w:r>
           </w:p>
         </w:tc>
@@ -3545,18 +3317,12 @@
           </w:tcPr>
           <w:p>
             <w:r>
-              <w:t>Scenario nodes gain transition conditions: turn count, relation thresholds, and intention-keyword gates. Engine picks first matching transition; stays on current node if none match. Recovery mode added — failed rolls queue a second-chance choice set.</w:t>
-            </w:r>
-          </w:p>
-        </w:tc>
-      </w:tr>
-      <w:tr>
-        <w:tblPrEx>
-          <w:tblCellMar>
-            <w:top w:w="0" w:type="dxa"/>
-            <w:bottom w:w="0" w:type="dxa"/>
-          </w:tblCellMar>
-        </w:tblPrEx>
+              <w:t>Judgement score (0–100, starting at 50) introduced per NPC. Replaces raw player_relation float as the primary FSM routing driver. Risk multiplier applied when pre-roll odds were against the player.</w:t>
+            </w:r>
+          </w:p>
+        </w:tc>
+      </w:tr>
+      <w:tr>
         <w:tc>
           <w:tcPr>
             <w:tcW w:w="2200" w:type="dxa"/>
@@ -3575,29 +3341,97 @@
             </w:tcMar>
           </w:tcPr>
           <w:p>
-            <w:proofErr w:type="spellStart"/>
             <w:r>
               <w:rPr>
                 <w:b/>
                 <w:bCs/>
                 <w:color w:val="2E5FAC"/>
               </w:rPr>
-              <w:t>success_pct</w:t>
-            </w:r>
-            <w:proofErr w:type="spellEnd"/>
+              <w:t>NE.py entry point</w:t>
+            </w:r>
+          </w:p>
+        </w:tc>
+        <w:tc>
+          <w:tcPr>
+            <w:tcW w:w="6826" w:type="dxa"/>
+            <w:tcBorders>
+              <w:top w:val="single" w:sz="1" w:space="0" w:color="BFBFBF"/>
+              <w:left w:val="single" w:sz="1" w:space="0" w:color="BFBFBF"/>
+              <w:bottom w:val="single" w:sz="1" w:space="0" w:color="BFBFBF"/>
+              <w:right w:val="single" w:sz="1" w:space="0" w:color="BFBFBF"/>
+            </w:tcBorders>
+            <w:shd w:val="clear" w:color="auto" w:fill="FFFFFF"/>
+            <w:tcMar>
+              <w:top w:w="80" w:type="dxa"/>
+              <w:left w:w="140" w:type="dxa"/>
+              <w:bottom w:w="80" w:type="dxa"/>
+              <w:right w:w="140" w:type="dxa"/>
+            </w:tcMar>
+          </w:tcPr>
+          <w:p>
+            <w:r>
+              <w:t>Clean top-level launcher created. Old monolithic narrative_engine.py removed.</w:t>
+            </w:r>
+          </w:p>
+        </w:tc>
+      </w:tr>
+      <w:tr>
+        <w:tc>
+          <w:tcPr>
+            <w:tcW w:w="2200" w:type="dxa"/>
+            <w:tcBorders>
+              <w:top w:val="single" w:sz="1" w:space="0" w:color="BFBFBF"/>
+              <w:left w:val="single" w:sz="1" w:space="0" w:color="BFBFBF"/>
+              <w:bottom w:val="single" w:sz="1" w:space="0" w:color="BFBFBF"/>
+              <w:right w:val="single" w:sz="1" w:space="0" w:color="BFBFBF"/>
+            </w:tcBorders>
+            <w:shd w:val="clear" w:color="auto" w:fill="F2F2F2"/>
+            <w:tcMar>
+              <w:top w:w="80" w:type="dxa"/>
+              <w:left w:w="140" w:type="dxa"/>
+              <w:bottom w:w="80" w:type="dxa"/>
+              <w:right w:w="140" w:type="dxa"/>
+            </w:tcMar>
+          </w:tcPr>
+          <w:p>
             <w:r>
               <w:rPr>
                 <w:b/>
                 <w:bCs/>
                 <w:color w:val="2E5FAC"/>
               </w:rPr>
-              <w:t xml:space="preserve"> added</w:t>
-            </w:r>
-          </w:p>
-        </w:tc>
-        <w:tc>
-          <w:tcPr>
-            <w:tcW w:w="6826" w:type="dxa"/>
+              <w:t>Difficulty system</w:t>
+            </w:r>
+          </w:p>
+        </w:tc>
+        <w:tc>
+          <w:tcPr>
+            <w:tcW w:w="6826" w:type="dxa"/>
+            <w:tcBorders>
+              <w:top w:val="single" w:sz="1" w:space="0" w:color="BFBFBF"/>
+              <w:left w:val="single" w:sz="1" w:space="0" w:color="BFBFBF"/>
+              <w:bottom w:val="single" w:sz="1" w:space="0" w:color="BFBFBF"/>
+              <w:right w:val="single" w:sz="1" w:space="0" w:color="BFBFBF"/>
+            </w:tcBorders>
+            <w:shd w:val="clear" w:color="auto" w:fill="F2F2F2"/>
+            <w:tcMar>
+              <w:top w:w="80" w:type="dxa"/>
+              <w:left w:w="140" w:type="dxa"/>
+              <w:bottom w:w="80" w:type="dxa"/>
+              <w:right w:w="140" w:type="dxa"/>
+            </w:tcMar>
+          </w:tcPr>
+          <w:p>
+            <w:r>
+              <w:t>SIMPLE (+15%), STANDARD (0%), STRICT (−15%) difficulty presets added as additive dice bias on top of relationship bonus.</w:t>
+            </w:r>
+          </w:p>
+        </w:tc>
+      </w:tr>
+      <w:tr>
+        <w:tc>
+          <w:tcPr>
+            <w:tcW w:w="2200" w:type="dxa"/>
             <w:tcBorders>
               <w:top w:val="single" w:sz="1" w:space="0" w:color="BFBFBF"/>
               <w:left w:val="single" w:sz="1" w:space="0" w:color="BFBFBF"/>
@@ -3614,18 +3448,40 @@
           </w:tcPr>
           <w:p>
             <w:r>
-              <w:t>Each choice now displays an analytical pre-roll success probability (0–100%) before the player commits. Calculated from skill, NPC resistance, and current relationship.</w:t>
-            </w:r>
-          </w:p>
-        </w:tc>
-      </w:tr>
-      <w:tr>
-        <w:tblPrEx>
-          <w:tblCellMar>
-            <w:top w:w="0" w:type="dxa"/>
-            <w:bottom w:w="0" w:type="dxa"/>
-          </w:tblCellMar>
-        </w:tblPrEx>
+              <w:rPr>
+                <w:b/>
+                <w:bCs/>
+                <w:color w:val="2E5FAC"/>
+              </w:rPr>
+              <w:t>Failed-choice pruning</w:t>
+            </w:r>
+          </w:p>
+        </w:tc>
+        <w:tc>
+          <w:tcPr>
+            <w:tcW w:w="6826" w:type="dxa"/>
+            <w:tcBorders>
+              <w:top w:val="single" w:sz="1" w:space="0" w:color="BFBFBF"/>
+              <w:left w:val="single" w:sz="1" w:space="0" w:color="BFBFBF"/>
+              <w:bottom w:val="single" w:sz="1" w:space="0" w:color="BFBFBF"/>
+              <w:right w:val="single" w:sz="1" w:space="0" w:color="BFBFBF"/>
+            </w:tcBorders>
+            <w:shd w:val="clear" w:color="auto" w:fill="FFFFFF"/>
+            <w:tcMar>
+              <w:top w:w="80" w:type="dxa"/>
+              <w:left w:w="140" w:type="dxa"/>
+              <w:bottom w:w="80" w:type="dxa"/>
+              <w:right w:w="140" w:type="dxa"/>
+            </w:tcMar>
+          </w:tcPr>
+          <w:p>
+            <w:r>
+              <w:t>Choices that fail both the main roll and recovery roll are permanently hidden from future turns.</w:t>
+            </w:r>
+          </w:p>
+        </w:tc>
+      </w:tr>
+      <w:tr>
         <w:tc>
           <w:tcPr>
             <w:tcW w:w="2200" w:type="dxa"/>
@@ -3650,7 +3506,7 @@
                 <w:bCs/>
                 <w:color w:val="2E5FAC"/>
               </w:rPr>
-              <w:t>Judgement tracker</w:t>
+              <w:t>Test logs saved</w:t>
             </w:r>
           </w:p>
         </w:tc>
@@ -3673,280 +3529,7 @@
           </w:tcPr>
           <w:p>
             <w:r>
-              <w:t xml:space="preserve">Judgement score (0–100, starting at 50) introduced per NPC. Replaces raw </w:t>
-            </w:r>
-            <w:proofErr w:type="spellStart"/>
-            <w:r>
-              <w:t>player_relation</w:t>
-            </w:r>
-            <w:proofErr w:type="spellEnd"/>
-            <w:r>
-              <w:t xml:space="preserve"> float as the primary FSM routing driver. Risk multiplier applied when pre-roll odds were against the player.</w:t>
-            </w:r>
-          </w:p>
-        </w:tc>
-      </w:tr>
-      <w:tr>
-        <w:tblPrEx>
-          <w:tblCellMar>
-            <w:top w:w="0" w:type="dxa"/>
-            <w:bottom w:w="0" w:type="dxa"/>
-          </w:tblCellMar>
-        </w:tblPrEx>
-        <w:tc>
-          <w:tcPr>
-            <w:tcW w:w="2200" w:type="dxa"/>
-            <w:tcBorders>
-              <w:top w:val="single" w:sz="1" w:space="0" w:color="BFBFBF"/>
-              <w:left w:val="single" w:sz="1" w:space="0" w:color="BFBFBF"/>
-              <w:bottom w:val="single" w:sz="1" w:space="0" w:color="BFBFBF"/>
-              <w:right w:val="single" w:sz="1" w:space="0" w:color="BFBFBF"/>
-            </w:tcBorders>
-            <w:shd w:val="clear" w:color="auto" w:fill="FFFFFF"/>
-            <w:tcMar>
-              <w:top w:w="80" w:type="dxa"/>
-              <w:left w:w="140" w:type="dxa"/>
-              <w:bottom w:w="80" w:type="dxa"/>
-              <w:right w:w="140" w:type="dxa"/>
-            </w:tcMar>
-          </w:tcPr>
-          <w:p>
-            <w:r>
-              <w:rPr>
-                <w:b/>
-                <w:bCs/>
-                <w:color w:val="2E5FAC"/>
-              </w:rPr>
-              <w:t>NE.py entry point</w:t>
-            </w:r>
-          </w:p>
-        </w:tc>
-        <w:tc>
-          <w:tcPr>
-            <w:tcW w:w="6826" w:type="dxa"/>
-            <w:tcBorders>
-              <w:top w:val="single" w:sz="1" w:space="0" w:color="BFBFBF"/>
-              <w:left w:val="single" w:sz="1" w:space="0" w:color="BFBFBF"/>
-              <w:bottom w:val="single" w:sz="1" w:space="0" w:color="BFBFBF"/>
-              <w:right w:val="single" w:sz="1" w:space="0" w:color="BFBFBF"/>
-            </w:tcBorders>
-            <w:shd w:val="clear" w:color="auto" w:fill="FFFFFF"/>
-            <w:tcMar>
-              <w:top w:w="80" w:type="dxa"/>
-              <w:left w:w="140" w:type="dxa"/>
-              <w:bottom w:w="80" w:type="dxa"/>
-              <w:right w:w="140" w:type="dxa"/>
-            </w:tcMar>
-          </w:tcPr>
-          <w:p>
-            <w:r>
-              <w:t>Clean top-level launcher created. Old monolithic narrative_engine.py removed.</w:t>
-            </w:r>
-          </w:p>
-        </w:tc>
-      </w:tr>
-      <w:tr>
-        <w:tblPrEx>
-          <w:tblCellMar>
-            <w:top w:w="0" w:type="dxa"/>
-            <w:bottom w:w="0" w:type="dxa"/>
-          </w:tblCellMar>
-        </w:tblPrEx>
-        <w:tc>
-          <w:tcPr>
-            <w:tcW w:w="2200" w:type="dxa"/>
-            <w:tcBorders>
-              <w:top w:val="single" w:sz="1" w:space="0" w:color="BFBFBF"/>
-              <w:left w:val="single" w:sz="1" w:space="0" w:color="BFBFBF"/>
-              <w:bottom w:val="single" w:sz="1" w:space="0" w:color="BFBFBF"/>
-              <w:right w:val="single" w:sz="1" w:space="0" w:color="BFBFBF"/>
-            </w:tcBorders>
-            <w:shd w:val="clear" w:color="auto" w:fill="F2F2F2"/>
-            <w:tcMar>
-              <w:top w:w="80" w:type="dxa"/>
-              <w:left w:w="140" w:type="dxa"/>
-              <w:bottom w:w="80" w:type="dxa"/>
-              <w:right w:w="140" w:type="dxa"/>
-            </w:tcMar>
-          </w:tcPr>
-          <w:p>
-            <w:r>
-              <w:rPr>
-                <w:b/>
-                <w:bCs/>
-                <w:color w:val="2E5FAC"/>
-              </w:rPr>
-              <w:t>Difficulty system</w:t>
-            </w:r>
-          </w:p>
-        </w:tc>
-        <w:tc>
-          <w:tcPr>
-            <w:tcW w:w="6826" w:type="dxa"/>
-            <w:tcBorders>
-              <w:top w:val="single" w:sz="1" w:space="0" w:color="BFBFBF"/>
-              <w:left w:val="single" w:sz="1" w:space="0" w:color="BFBFBF"/>
-              <w:bottom w:val="single" w:sz="1" w:space="0" w:color="BFBFBF"/>
-              <w:right w:val="single" w:sz="1" w:space="0" w:color="BFBFBF"/>
-            </w:tcBorders>
-            <w:shd w:val="clear" w:color="auto" w:fill="F2F2F2"/>
-            <w:tcMar>
-              <w:top w:w="80" w:type="dxa"/>
-              <w:left w:w="140" w:type="dxa"/>
-              <w:bottom w:w="80" w:type="dxa"/>
-              <w:right w:w="140" w:type="dxa"/>
-            </w:tcMar>
-          </w:tcPr>
-          <w:p>
-            <w:r>
-              <w:t>SIMPLE (+15%), STANDARD (0%), STRICT (−15%) difficulty presets added as additive dice bias on top of relationship bonus.</w:t>
-            </w:r>
-          </w:p>
-        </w:tc>
-      </w:tr>
-      <w:tr>
-        <w:tblPrEx>
-          <w:tblCellMar>
-            <w:top w:w="0" w:type="dxa"/>
-            <w:bottom w:w="0" w:type="dxa"/>
-          </w:tblCellMar>
-        </w:tblPrEx>
-        <w:tc>
-          <w:tcPr>
-            <w:tcW w:w="2200" w:type="dxa"/>
-            <w:tcBorders>
-              <w:top w:val="single" w:sz="1" w:space="0" w:color="BFBFBF"/>
-              <w:left w:val="single" w:sz="1" w:space="0" w:color="BFBFBF"/>
-              <w:bottom w:val="single" w:sz="1" w:space="0" w:color="BFBFBF"/>
-              <w:right w:val="single" w:sz="1" w:space="0" w:color="BFBFBF"/>
-            </w:tcBorders>
-            <w:shd w:val="clear" w:color="auto" w:fill="FFFFFF"/>
-            <w:tcMar>
-              <w:top w:w="80" w:type="dxa"/>
-              <w:left w:w="140" w:type="dxa"/>
-              <w:bottom w:w="80" w:type="dxa"/>
-              <w:right w:w="140" w:type="dxa"/>
-            </w:tcMar>
-          </w:tcPr>
-          <w:p>
-            <w:r>
-              <w:rPr>
-                <w:b/>
-                <w:bCs/>
-                <w:color w:val="2E5FAC"/>
-              </w:rPr>
-              <w:t>Failed-choice pruning</w:t>
-            </w:r>
-          </w:p>
-        </w:tc>
-        <w:tc>
-          <w:tcPr>
-            <w:tcW w:w="6826" w:type="dxa"/>
-            <w:tcBorders>
-              <w:top w:val="single" w:sz="1" w:space="0" w:color="BFBFBF"/>
-              <w:left w:val="single" w:sz="1" w:space="0" w:color="BFBFBF"/>
-              <w:bottom w:val="single" w:sz="1" w:space="0" w:color="BFBFBF"/>
-              <w:right w:val="single" w:sz="1" w:space="0" w:color="BFBFBF"/>
-            </w:tcBorders>
-            <w:shd w:val="clear" w:color="auto" w:fill="FFFFFF"/>
-            <w:tcMar>
-              <w:top w:w="80" w:type="dxa"/>
-              <w:left w:w="140" w:type="dxa"/>
-              <w:bottom w:w="80" w:type="dxa"/>
-              <w:right w:w="140" w:type="dxa"/>
-            </w:tcMar>
-          </w:tcPr>
-          <w:p>
-            <w:r>
-              <w:t>Choices that fail both the main roll and recovery roll are permanently hidden from future turns.</w:t>
-            </w:r>
-          </w:p>
-        </w:tc>
-      </w:tr>
-      <w:tr>
-        <w:tblPrEx>
-          <w:tblCellMar>
-            <w:top w:w="0" w:type="dxa"/>
-            <w:bottom w:w="0" w:type="dxa"/>
-          </w:tblCellMar>
-        </w:tblPrEx>
-        <w:tc>
-          <w:tcPr>
-            <w:tcW w:w="2200" w:type="dxa"/>
-            <w:tcBorders>
-              <w:top w:val="single" w:sz="1" w:space="0" w:color="BFBFBF"/>
-              <w:left w:val="single" w:sz="1" w:space="0" w:color="BFBFBF"/>
-              <w:bottom w:val="single" w:sz="1" w:space="0" w:color="BFBFBF"/>
-              <w:right w:val="single" w:sz="1" w:space="0" w:color="BFBFBF"/>
-            </w:tcBorders>
-            <w:shd w:val="clear" w:color="auto" w:fill="F2F2F2"/>
-            <w:tcMar>
-              <w:top w:w="80" w:type="dxa"/>
-              <w:left w:w="140" w:type="dxa"/>
-              <w:bottom w:w="80" w:type="dxa"/>
-              <w:right w:w="140" w:type="dxa"/>
-            </w:tcMar>
-          </w:tcPr>
-          <w:p>
-            <w:r>
-              <w:rPr>
-                <w:b/>
-                <w:bCs/>
-                <w:color w:val="2E5FAC"/>
-              </w:rPr>
-              <w:t>Test logs saved</w:t>
-            </w:r>
-          </w:p>
-        </w:tc>
-        <w:tc>
-          <w:tcPr>
-            <w:tcW w:w="6826" w:type="dxa"/>
-            <w:tcBorders>
-              <w:top w:val="single" w:sz="1" w:space="0" w:color="BFBFBF"/>
-              <w:left w:val="single" w:sz="1" w:space="0" w:color="BFBFBF"/>
-              <w:bottom w:val="single" w:sz="1" w:space="0" w:color="BFBFBF"/>
-              <w:right w:val="single" w:sz="1" w:space="0" w:color="BFBFBF"/>
-            </w:tcBorders>
-            <w:shd w:val="clear" w:color="auto" w:fill="F2F2F2"/>
-            <w:tcMar>
-              <w:top w:w="80" w:type="dxa"/>
-              <w:left w:w="140" w:type="dxa"/>
-              <w:bottom w:w="80" w:type="dxa"/>
-              <w:right w:w="140" w:type="dxa"/>
-            </w:tcMar>
-          </w:tcPr>
-          <w:p>
-            <w:r>
-              <w:t xml:space="preserve">Conversation snapshots for Troy, </w:t>
-            </w:r>
-            <w:proofErr w:type="spellStart"/>
-            <w:r>
-              <w:t>Krakk</w:t>
-            </w:r>
-            <w:proofErr w:type="spellEnd"/>
-            <w:r>
-              <w:t xml:space="preserve">, </w:t>
-            </w:r>
-            <w:proofErr w:type="spellStart"/>
-            <w:r>
-              <w:t>Amourie</w:t>
-            </w:r>
-            <w:proofErr w:type="spellEnd"/>
-            <w:r>
-              <w:t xml:space="preserve"> Othella, and Morisson Moses saved </w:t>
-            </w:r>
-            <w:proofErr w:type="gramStart"/>
-            <w:r>
-              <w:t>as .</w:t>
-            </w:r>
-            <w:proofErr w:type="spellStart"/>
-            <w:r>
-              <w:t>json</w:t>
-            </w:r>
-            <w:proofErr w:type="spellEnd"/>
-            <w:proofErr w:type="gramEnd"/>
-            <w:r>
-              <w:t xml:space="preserve"> for regression testing and dissertation evidence.</w:t>
+              <w:t>Conversation snapshots for Troy, Krakk, Amourie Othella, and Morisson Moses saved as .json for regression testing and dissertation evidence.</w:t>
             </w:r>
           </w:p>
         </w:tc>
@@ -3979,12 +3562,6 @@
         <w:gridCol w:w="6826"/>
       </w:tblGrid>
       <w:tr>
-        <w:tblPrEx>
-          <w:tblCellMar>
-            <w:top w:w="0" w:type="dxa"/>
-            <w:bottom w:w="0" w:type="dxa"/>
-          </w:tblCellMar>
-        </w:tblPrEx>
         <w:tc>
           <w:tcPr>
             <w:tcW w:w="9026" w:type="dxa"/>
@@ -4018,12 +3595,6 @@
         </w:tc>
       </w:tr>
       <w:tr>
-        <w:tblPrEx>
-          <w:tblCellMar>
-            <w:top w:w="0" w:type="dxa"/>
-            <w:bottom w:w="0" w:type="dxa"/>
-          </w:tblCellMar>
-        </w:tblPrEx>
         <w:tc>
           <w:tcPr>
             <w:tcW w:w="2200" w:type="dxa"/>
@@ -4078,6 +3649,9 @@
             <w:pPr>
               <w:spacing w:before="120" w:after="120"/>
             </w:pPr>
+            <w:r>
+              <w:t>Massive number of overhauls completed. Most effort within an entry, especially within a few days. Most of the engine’s core successful claims refined or explored purposefully here.</w:t>
+            </w:r>
           </w:p>
           <w:p>
             <w:pPr>
@@ -4092,12 +3666,6 @@
         </w:tc>
       </w:tr>
       <w:tr>
-        <w:tblPrEx>
-          <w:tblCellMar>
-            <w:top w:w="0" w:type="dxa"/>
-            <w:bottom w:w="0" w:type="dxa"/>
-          </w:tblCellMar>
-        </w:tblPrEx>
         <w:tc>
           <w:tcPr>
             <w:tcW w:w="2200" w:type="dxa"/>
@@ -4152,6 +3720,9 @@
             <w:pPr>
               <w:spacing w:before="120" w:after="120"/>
             </w:pPr>
+            <w:r>
+              <w:t>More test logs were saved.</w:t>
+            </w:r>
           </w:p>
           <w:p>
             <w:pPr>
@@ -4177,15 +3748,16 @@
         <w:spacing w:before="320"/>
       </w:pPr>
       <w:r>
-        <w:t xml:space="preserve">Sprint 7 — Midterm Demo: </w:t>
+        <w:t>Entry</w:t>
       </w:r>
-      <w:proofErr w:type="spellStart"/>
       <w:r>
-        <w:t>CognitiveThoughtMatcher</w:t>
+        <w:t xml:space="preserve"> 7 —</w:t>
       </w:r>
-      <w:proofErr w:type="spellEnd"/>
       <w:r>
-        <w:t xml:space="preserve"> &amp; REST API</w:t>
+        <w:t xml:space="preserve"> </w:t>
+      </w:r>
+      <w:r>
+        <w:t>CognitiveThoughtMatcher &amp; REST API</w:t>
       </w:r>
     </w:p>
     <w:p>
@@ -4208,15 +3780,7 @@
         <w:spacing w:before="60" w:after="60"/>
       </w:pPr>
       <w:r>
-        <w:t xml:space="preserve">Objective: Replace the LLM-based cognitive layer with a deterministic template </w:t>
-      </w:r>
-      <w:proofErr w:type="gramStart"/>
-      <w:r>
-        <w:t>matcher, and</w:t>
-      </w:r>
-      <w:proofErr w:type="gramEnd"/>
-      <w:r>
-        <w:t xml:space="preserve"> expose the engine as a network API ready for game-engine integration.</w:t>
+        <w:t>Objective: Replace the LLM-based cognitive layer with a deterministic template matcher, and expose the engine as a network API ready for game-engine integration.</w:t>
       </w:r>
     </w:p>
     <w:p>
@@ -4246,12 +3810,6 @@
         <w:gridCol w:w="6268"/>
       </w:tblGrid>
       <w:tr>
-        <w:tblPrEx>
-          <w:tblCellMar>
-            <w:top w:w="0" w:type="dxa"/>
-            <w:bottom w:w="0" w:type="dxa"/>
-          </w:tblCellMar>
-        </w:tblPrEx>
         <w:trPr>
           <w:tblHeader/>
         </w:trPr>
@@ -4314,12 +3872,6 @@
         </w:tc>
       </w:tr>
       <w:tr>
-        <w:tblPrEx>
-          <w:tblCellMar>
-            <w:top w:w="0" w:type="dxa"/>
-            <w:bottom w:w="0" w:type="dxa"/>
-          </w:tblCellMar>
-        </w:tblPrEx>
         <w:tc>
           <w:tcPr>
             <w:tcW w:w="2200" w:type="dxa"/>
@@ -4338,7 +3890,6 @@
             </w:tcMar>
           </w:tcPr>
           <w:p>
-            <w:proofErr w:type="spellStart"/>
             <w:r>
               <w:rPr>
                 <w:b/>
@@ -4347,7 +3898,6 @@
               </w:rPr>
               <w:t>CognitiveThoughtMatcher</w:t>
             </w:r>
-            <w:proofErr w:type="spellEnd"/>
           </w:p>
         </w:tc>
         <w:tc>
@@ -4369,39 +3919,12 @@
           </w:tcPr>
           <w:p>
             <w:r>
-              <w:t xml:space="preserve">cognitive_thought_matcher.py introduced with 810 scored thought templates in </w:t>
-            </w:r>
-            <w:proofErr w:type="spellStart"/>
-            <w:r>
-              <w:t>cognitive_</w:t>
-            </w:r>
-            <w:proofErr w:type="gramStart"/>
-            <w:r>
-              <w:t>thoughts.json</w:t>
-            </w:r>
-            <w:proofErr w:type="spellEnd"/>
-            <w:proofErr w:type="gramEnd"/>
-            <w:r>
-              <w:t xml:space="preserve">. Template selection is a weighted scoring algorithm (≈0 </w:t>
-            </w:r>
-            <w:proofErr w:type="spellStart"/>
-            <w:r>
-              <w:t>ms</w:t>
-            </w:r>
-            <w:proofErr w:type="spellEnd"/>
-            <w:r>
-              <w:t>). Replaces LLM call #1, which was taking 4–8 seconds per turn. cognitive.py and desire.py substantially rewritten.</w:t>
-            </w:r>
-          </w:p>
-        </w:tc>
-      </w:tr>
-      <w:tr>
-        <w:tblPrEx>
-          <w:tblCellMar>
-            <w:top w:w="0" w:type="dxa"/>
-            <w:bottom w:w="0" w:type="dxa"/>
-          </w:tblCellMar>
-        </w:tblPrEx>
+              <w:t>cognitive_thought_matcher.py introduced with 810 scored thought templates in cognitive_thoughts.json. Template selection is a weighted scoring algorithm (≈0 ms). Replaces LLM call #1, which was taking 4–8 seconds per turn. cognitive.py and desire.py substantially rewritten.</w:t>
+            </w:r>
+          </w:p>
+        </w:tc>
+      </w:tr>
+      <w:tr>
         <w:tc>
           <w:tcPr>
             <w:tcW w:w="2200" w:type="dxa"/>
@@ -4449,50 +3972,12 @@
           </w:tcPr>
           <w:p>
             <w:r>
-              <w:t>Full Models/</w:t>
-            </w:r>
-            <w:proofErr w:type="spellStart"/>
-            <w:r>
-              <w:t>api</w:t>
-            </w:r>
-            <w:proofErr w:type="spellEnd"/>
-            <w:r>
-              <w:t xml:space="preserve">/ package: </w:t>
-            </w:r>
-            <w:proofErr w:type="spellStart"/>
-            <w:r>
-              <w:t>FastAPI</w:t>
-            </w:r>
-            <w:proofErr w:type="spellEnd"/>
-            <w:r>
-              <w:t xml:space="preserve"> server (main.py), in-memory session store (session_store.py), </w:t>
-            </w:r>
-            <w:proofErr w:type="spellStart"/>
-            <w:r>
-              <w:t>Pydantic</w:t>
-            </w:r>
-            <w:proofErr w:type="spellEnd"/>
-            <w:r>
-              <w:t xml:space="preserve"> schemas (schema.py), WebSocket handler (ws_handler.py), NPC state updater (npc_updater.py). Ollama token streaming bridged through </w:t>
-            </w:r>
-            <w:proofErr w:type="spellStart"/>
-            <w:r>
-              <w:t>WebSockets</w:t>
-            </w:r>
-            <w:proofErr w:type="spellEnd"/>
-            <w:r>
-              <w:t>.</w:t>
-            </w:r>
-          </w:p>
-        </w:tc>
-      </w:tr>
-      <w:tr>
-        <w:tblPrEx>
-          <w:tblCellMar>
-            <w:top w:w="0" w:type="dxa"/>
-            <w:bottom w:w="0" w:type="dxa"/>
-          </w:tblCellMar>
-        </w:tblPrEx>
+              <w:t>Full Models/api/ package: FastAPI server (main.py), in-memory session store (session_store.py), Pydantic schemas (schema.py), WebSocket handler (ws_handler.py), NPC state updater (npc_updater.py). Ollama token streaming bridged through WebSockets.</w:t>
+            </w:r>
+          </w:p>
+        </w:tc>
+      </w:tr>
+      <w:tr>
         <w:tc>
           <w:tcPr>
             <w:tcW w:w="2200" w:type="dxa"/>
@@ -4539,48 +4024,13 @@
             </w:tcMar>
           </w:tcPr>
           <w:p>
-            <w:proofErr w:type="spellStart"/>
-            <w:r>
-              <w:t>PNEClient.cs</w:t>
-            </w:r>
-            <w:proofErr w:type="spellEnd"/>
-            <w:r>
-              <w:t xml:space="preserve">, </w:t>
-            </w:r>
-            <w:proofErr w:type="spellStart"/>
-            <w:r>
-              <w:t>PNEDialogueUI.cs</w:t>
-            </w:r>
-            <w:proofErr w:type="spellEnd"/>
-            <w:r>
-              <w:t xml:space="preserve">, </w:t>
-            </w:r>
-            <w:proofErr w:type="spellStart"/>
-            <w:r>
-              <w:t>PNETypes.cs</w:t>
-            </w:r>
-            <w:proofErr w:type="spellEnd"/>
-            <w:r>
-              <w:t xml:space="preserve"> and a full Unity integration guide (HTML + Markdown) added under </w:t>
-            </w:r>
-            <w:proofErr w:type="gramStart"/>
-            <w:r>
-              <w:t>docs</w:t>
-            </w:r>
-            <w:proofErr w:type="gramEnd"/>
-            <w:r>
-              <w:t>/unity/.</w:t>
-            </w:r>
-          </w:p>
-        </w:tc>
-      </w:tr>
-      <w:tr>
-        <w:tblPrEx>
-          <w:tblCellMar>
-            <w:top w:w="0" w:type="dxa"/>
-            <w:bottom w:w="0" w:type="dxa"/>
-          </w:tblCellMar>
-        </w:tblPrEx>
+            <w:r>
+              <w:t>PNEClient.cs, PNEDialogueUI.cs, PNETypes.cs and a full Unity integration guide (HTML + Markdown) added under docs/unity/.</w:t>
+            </w:r>
+          </w:p>
+        </w:tc>
+      </w:tr>
+      <w:tr>
         <w:tc>
           <w:tcPr>
             <w:tcW w:w="2200" w:type="dxa"/>
@@ -4628,26 +4078,12 @@
           </w:tcPr>
           <w:p>
             <w:r>
-              <w:t xml:space="preserve">docs/api_client_godot.gd provides Godot 4 </w:t>
-            </w:r>
-            <w:proofErr w:type="spellStart"/>
-            <w:r>
-              <w:t>GDScript</w:t>
-            </w:r>
-            <w:proofErr w:type="spellEnd"/>
-            <w:r>
-              <w:t xml:space="preserve"> integration.</w:t>
-            </w:r>
-          </w:p>
-        </w:tc>
-      </w:tr>
-      <w:tr>
-        <w:tblPrEx>
-          <w:tblCellMar>
-            <w:top w:w="0" w:type="dxa"/>
-            <w:bottom w:w="0" w:type="dxa"/>
-          </w:tblCellMar>
-        </w:tblPrEx>
+              <w:t>docs/api_client_godot.gd provides Godot 4 GDScript integration.</w:t>
+            </w:r>
+          </w:p>
+        </w:tc>
+      </w:tr>
+      <w:tr>
         <w:tc>
           <w:tcPr>
             <w:tcW w:w="2200" w:type="dxa"/>
@@ -4701,12 +4137,6 @@
         </w:tc>
       </w:tr>
       <w:tr>
-        <w:tblPrEx>
-          <w:tblCellMar>
-            <w:top w:w="0" w:type="dxa"/>
-            <w:bottom w:w="0" w:type="dxa"/>
-          </w:tblCellMar>
-        </w:tblPrEx>
         <w:tc>
           <w:tcPr>
             <w:tcW w:w="2200" w:type="dxa"/>
@@ -4753,15 +4183,8 @@
             </w:tcMar>
           </w:tcPr>
           <w:p>
-            <w:proofErr w:type="spellStart"/>
-            <w:proofErr w:type="gramStart"/>
-            <w:r>
-              <w:t>troy.json</w:t>
-            </w:r>
-            <w:proofErr w:type="spellEnd"/>
-            <w:proofErr w:type="gramEnd"/>
-            <w:r>
-              <w:t xml:space="preserve"> significantly revised with updated BDI attributes and scenario hooks aligned to the test corpus.</w:t>
+            <w:r>
+              <w:t>troy.json significantly revised with updated BDI attributes and scenario hooks aligned to the test corpus.</w:t>
             </w:r>
           </w:p>
         </w:tc>
@@ -4794,12 +4217,6 @@
         <w:gridCol w:w="6826"/>
       </w:tblGrid>
       <w:tr>
-        <w:tblPrEx>
-          <w:tblCellMar>
-            <w:top w:w="0" w:type="dxa"/>
-            <w:bottom w:w="0" w:type="dxa"/>
-          </w:tblCellMar>
-        </w:tblPrEx>
         <w:tc>
           <w:tcPr>
             <w:tcW w:w="9026" w:type="dxa"/>
@@ -4833,12 +4250,6 @@
         </w:tc>
       </w:tr>
       <w:tr>
-        <w:tblPrEx>
-          <w:tblCellMar>
-            <w:top w:w="0" w:type="dxa"/>
-            <w:bottom w:w="0" w:type="dxa"/>
-          </w:tblCellMar>
-        </w:tblPrEx>
         <w:tc>
           <w:tcPr>
             <w:tcW w:w="2200" w:type="dxa"/>
@@ -4898,6 +4309,9 @@
             <w:pPr>
               <w:spacing w:before="120" w:after="120"/>
             </w:pPr>
+            <w:r>
+              <w:t>This is where the PNE was technically feasible for the first time, could reach an end-user!</w:t>
+            </w:r>
           </w:p>
           <w:p>
             <w:pPr>
@@ -4907,12 +4321,6 @@
         </w:tc>
       </w:tr>
       <w:tr>
-        <w:tblPrEx>
-          <w:tblCellMar>
-            <w:top w:w="0" w:type="dxa"/>
-            <w:bottom w:w="0" w:type="dxa"/>
-          </w:tblCellMar>
-        </w:tblPrEx>
         <w:tc>
           <w:tcPr>
             <w:tcW w:w="2200" w:type="dxa"/>
@@ -4967,6 +4375,9 @@
             <w:pPr>
               <w:spacing w:before="120" w:after="120"/>
             </w:pPr>
+            <w:r>
+              <w:t>Clearer design consideration for exemplary Unity script at the very least. Minor considerations for the GDscript version at least.</w:t>
+            </w:r>
           </w:p>
           <w:p>
             <w:pPr>
@@ -4992,7 +4403,10 @@
         <w:spacing w:before="320"/>
       </w:pPr>
       <w:r>
-        <w:t>Sprint 8 — Codebase Documentation Pass</w:t>
+        <w:t>Entry</w:t>
+      </w:r>
+      <w:r>
+        <w:t xml:space="preserve"> 8 — Codebase Documentation Pass</w:t>
       </w:r>
     </w:p>
     <w:p>
@@ -5045,12 +4459,6 @@
         <w:gridCol w:w="6826"/>
       </w:tblGrid>
       <w:tr>
-        <w:tblPrEx>
-          <w:tblCellMar>
-            <w:top w:w="0" w:type="dxa"/>
-            <w:bottom w:w="0" w:type="dxa"/>
-          </w:tblCellMar>
-        </w:tblPrEx>
         <w:trPr>
           <w:tblHeader/>
         </w:trPr>
@@ -5112,12 +4520,6 @@
         </w:tc>
       </w:tr>
       <w:tr>
-        <w:tblPrEx>
-          <w:tblCellMar>
-            <w:top w:w="0" w:type="dxa"/>
-            <w:bottom w:w="0" w:type="dxa"/>
-          </w:tblCellMar>
-        </w:tblPrEx>
         <w:tc>
           <w:tcPr>
             <w:tcW w:w="2200" w:type="dxa"/>
@@ -5171,12 +4573,6 @@
         </w:tc>
       </w:tr>
       <w:tr>
-        <w:tblPrEx>
-          <w:tblCellMar>
-            <w:top w:w="0" w:type="dxa"/>
-            <w:bottom w:w="0" w:type="dxa"/>
-          </w:tblCellMar>
-        </w:tblPrEx>
         <w:tc>
           <w:tcPr>
             <w:tcW w:w="2200" w:type="dxa"/>
@@ -5230,12 +4626,6 @@
         </w:tc>
       </w:tr>
       <w:tr>
-        <w:tblPrEx>
-          <w:tblCellMar>
-            <w:top w:w="0" w:type="dxa"/>
-            <w:bottom w:w="0" w:type="dxa"/>
-          </w:tblCellMar>
-        </w:tblPrEx>
         <w:tc>
           <w:tcPr>
             <w:tcW w:w="2200" w:type="dxa"/>
@@ -5260,6 +4650,7 @@
                 <w:bCs/>
                 <w:color w:val="2E5FAC"/>
               </w:rPr>
+              <w:lastRenderedPageBreak/>
               <w:t>Schema contracts documented</w:t>
             </w:r>
           </w:p>
@@ -5283,58 +4674,12 @@
           </w:tcPr>
           <w:p>
             <w:r>
-              <w:t xml:space="preserve">Every </w:t>
-            </w:r>
-            <w:proofErr w:type="spellStart"/>
-            <w:r>
-              <w:t>Pydantic</w:t>
-            </w:r>
-            <w:proofErr w:type="spellEnd"/>
-            <w:r>
-              <w:t xml:space="preserve"> model (</w:t>
-            </w:r>
-            <w:proofErr w:type="spellStart"/>
-            <w:r>
-              <w:t>CreateSessionRequest</w:t>
-            </w:r>
-            <w:proofErr w:type="spellEnd"/>
-            <w:r>
-              <w:t xml:space="preserve">, </w:t>
-            </w:r>
-            <w:proofErr w:type="spellStart"/>
-            <w:r>
-              <w:t>ChoiceItem</w:t>
-            </w:r>
-            <w:proofErr w:type="spellEnd"/>
-            <w:r>
-              <w:t xml:space="preserve">, </w:t>
-            </w:r>
-            <w:proofErr w:type="spellStart"/>
-            <w:r>
-              <w:t>ChoicesResponse</w:t>
-            </w:r>
-            <w:proofErr w:type="spellEnd"/>
-            <w:r>
-              <w:t xml:space="preserve">, </w:t>
-            </w:r>
-            <w:proofErr w:type="spellStart"/>
-            <w:r>
-              <w:t>SaveResponse</w:t>
-            </w:r>
-            <w:proofErr w:type="spellEnd"/>
-            <w:r>
-              <w:t>) documents field purpose, valid values, and which API endpoint uses it.</w:t>
-            </w:r>
-          </w:p>
-        </w:tc>
-      </w:tr>
-      <w:tr>
-        <w:tblPrEx>
-          <w:tblCellMar>
-            <w:top w:w="0" w:type="dxa"/>
-            <w:bottom w:w="0" w:type="dxa"/>
-          </w:tblCellMar>
-        </w:tblPrEx>
+              <w:t>Every Pydantic model (CreateSessionRequest, ChoiceItem, ChoicesResponse, SaveResponse) documents field purpose, valid values, and which API endpoint uses it.</w:t>
+            </w:r>
+          </w:p>
+        </w:tc>
+      </w:tr>
+      <w:tr>
         <w:tc>
           <w:tcPr>
             <w:tcW w:w="2200" w:type="dxa"/>
@@ -5359,7 +4704,6 @@
                 <w:bCs/>
                 <w:color w:val="2E5FAC"/>
               </w:rPr>
-              <w:lastRenderedPageBreak/>
               <w:t>Constants documented</w:t>
             </w:r>
           </w:p>
@@ -5383,42 +4727,12 @@
           </w:tcPr>
           <w:p>
             <w:r>
-              <w:t xml:space="preserve">DIFFICULTY_ADJ, LANGUAGE_ART_TO_SKILL, SKILL_MODIFIERS tables in </w:t>
-            </w:r>
-            <w:proofErr w:type="spellStart"/>
-            <w:r>
-              <w:t>SkillCheckSystem</w:t>
-            </w:r>
-            <w:proofErr w:type="spellEnd"/>
-            <w:r>
-              <w:t xml:space="preserve"> given explanatory comments. </w:t>
-            </w:r>
-            <w:proofErr w:type="spellStart"/>
-            <w:r>
-              <w:t>DiceCheckResult</w:t>
-            </w:r>
-            <w:proofErr w:type="spellEnd"/>
-            <w:r>
-              <w:t xml:space="preserve"> and </w:t>
-            </w:r>
-            <w:proofErr w:type="spellStart"/>
-            <w:r>
-              <w:t>SkillCheckResult</w:t>
-            </w:r>
-            <w:proofErr w:type="spellEnd"/>
-            <w:r>
-              <w:t xml:space="preserve"> field comments standardised.</w:t>
-            </w:r>
-          </w:p>
-        </w:tc>
-      </w:tr>
-      <w:tr>
-        <w:tblPrEx>
-          <w:tblCellMar>
-            <w:top w:w="0" w:type="dxa"/>
-            <w:bottom w:w="0" w:type="dxa"/>
-          </w:tblCellMar>
-        </w:tblPrEx>
+              <w:t>DIFFICULTY_ADJ, LANGUAGE_ART_TO_SKILL, SKILL_MODIFIERS tables in SkillCheckSystem given explanatory comments. DiceCheckResult and SkillCheckResult field comments standardised.</w:t>
+            </w:r>
+          </w:p>
+        </w:tc>
+      </w:tr>
+      <w:tr>
         <w:tc>
           <w:tcPr>
             <w:tcW w:w="2200" w:type="dxa"/>
@@ -5499,12 +4813,6 @@
         <w:gridCol w:w="6826"/>
       </w:tblGrid>
       <w:tr>
-        <w:tblPrEx>
-          <w:tblCellMar>
-            <w:top w:w="0" w:type="dxa"/>
-            <w:bottom w:w="0" w:type="dxa"/>
-          </w:tblCellMar>
-        </w:tblPrEx>
         <w:tc>
           <w:tcPr>
             <w:tcW w:w="9026" w:type="dxa"/>
@@ -5538,12 +4846,6 @@
         </w:tc>
       </w:tr>
       <w:tr>
-        <w:tblPrEx>
-          <w:tblCellMar>
-            <w:top w:w="0" w:type="dxa"/>
-            <w:bottom w:w="0" w:type="dxa"/>
-          </w:tblCellMar>
-        </w:tblPrEx>
         <w:tc>
           <w:tcPr>
             <w:tcW w:w="2200" w:type="dxa"/>
@@ -5603,6 +4905,9 @@
             <w:pPr>
               <w:spacing w:before="120" w:after="120"/>
             </w:pPr>
+            <w:r>
+              <w:t>Good documentation for final report! Helpful for writing chapters.</w:t>
+            </w:r>
           </w:p>
           <w:p>
             <w:pPr>
@@ -5612,12 +4917,6 @@
         </w:tc>
       </w:tr>
       <w:tr>
-        <w:tblPrEx>
-          <w:tblCellMar>
-            <w:top w:w="0" w:type="dxa"/>
-            <w:bottom w:w="0" w:type="dxa"/>
-          </w:tblCellMar>
-        </w:tblPrEx>
         <w:tc>
           <w:tcPr>
             <w:tcW w:w="2200" w:type="dxa"/>
@@ -5672,6 +4971,9 @@
             <w:pPr>
               <w:spacing w:before="120" w:after="120"/>
             </w:pPr>
+            <w:r>
+              <w:t>More graphs! Had to do them closer to deadline than desired.</w:t>
+            </w:r>
           </w:p>
           <w:p>
             <w:pPr>
@@ -5750,12 +5052,6 @@
         <w:gridCol w:w="6826"/>
       </w:tblGrid>
       <w:tr>
-        <w:tblPrEx>
-          <w:tblCellMar>
-            <w:top w:w="0" w:type="dxa"/>
-            <w:bottom w:w="0" w:type="dxa"/>
-          </w:tblCellMar>
-        </w:tblPrEx>
         <w:trPr>
           <w:tblHeader/>
         </w:trPr>
@@ -5817,12 +5113,6 @@
         </w:tc>
       </w:tr>
       <w:tr>
-        <w:tblPrEx>
-          <w:tblCellMar>
-            <w:top w:w="0" w:type="dxa"/>
-            <w:bottom w:w="0" w:type="dxa"/>
-          </w:tblCellMar>
-        </w:tblPrEx>
         <w:tc>
           <w:tcPr>
             <w:tcW w:w="2200" w:type="dxa"/>
@@ -5876,12 +5166,6 @@
         </w:tc>
       </w:tr>
       <w:tr>
-        <w:tblPrEx>
-          <w:tblCellMar>
-            <w:top w:w="0" w:type="dxa"/>
-            <w:bottom w:w="0" w:type="dxa"/>
-          </w:tblCellMar>
-        </w:tblPrEx>
         <w:tc>
           <w:tcPr>
             <w:tcW w:w="2200" w:type="dxa"/>
@@ -5935,12 +5219,6 @@
         </w:tc>
       </w:tr>
       <w:tr>
-        <w:tblPrEx>
-          <w:tblCellMar>
-            <w:top w:w="0" w:type="dxa"/>
-            <w:bottom w:w="0" w:type="dxa"/>
-          </w:tblCellMar>
-        </w:tblPrEx>
         <w:tc>
           <w:tcPr>
             <w:tcW w:w="2200" w:type="dxa"/>
@@ -5988,245 +5266,14 @@
           </w:tcPr>
           <w:p>
             <w:r>
-              <w:t xml:space="preserve">Three reference tables added to Dissertation/Literature Material/Drafts/Graphs/: 5.1.1.md (pipeline stage overview, 7 stages), 5.1.4 Table.md (NPC data structure, </w:t>
-            </w:r>
-            <w:proofErr w:type="spellStart"/>
-            <w:r>
-              <w:t>Amourie</w:t>
-            </w:r>
-            <w:proofErr w:type="spellEnd"/>
-            <w:r>
-              <w:t xml:space="preserve"> Othella worked example), 5.2.2.md (</w:t>
-            </w:r>
-            <w:proofErr w:type="spellStart"/>
-            <w:r>
-              <w:t>door_guard_night</w:t>
-            </w:r>
-            <w:proofErr w:type="spellEnd"/>
-            <w:r>
-              <w:t xml:space="preserve"> scenario routing log, turn-by-turn).</w:t>
-            </w:r>
-          </w:p>
-        </w:tc>
-      </w:tr>
-    </w:tbl>
-    <w:p>
-      <w:pPr>
-        <w:spacing w:before="120" w:after="60"/>
-      </w:pPr>
-    </w:p>
-    <w:tbl>
-      <w:tblPr>
-        <w:tblW w:w="9026" w:type="dxa"/>
-        <w:tblBorders>
-          <w:top w:val="single" w:sz="4" w:space="0" w:color="auto"/>
-          <w:left w:val="single" w:sz="4" w:space="0" w:color="auto"/>
-          <w:bottom w:val="single" w:sz="4" w:space="0" w:color="auto"/>
-          <w:right w:val="single" w:sz="4" w:space="0" w:color="auto"/>
-          <w:insideH w:val="single" w:sz="4" w:space="0" w:color="auto"/>
-          <w:insideV w:val="single" w:sz="4" w:space="0" w:color="auto"/>
-        </w:tblBorders>
-        <w:tblCellMar>
-          <w:left w:w="10" w:type="dxa"/>
-          <w:right w:w="10" w:type="dxa"/>
-        </w:tblCellMar>
-        <w:tblLook w:val="0000" w:firstRow="0" w:lastRow="0" w:firstColumn="0" w:lastColumn="0" w:noHBand="0" w:noVBand="0"/>
-      </w:tblPr>
-      <w:tblGrid>
-        <w:gridCol w:w="2200"/>
-        <w:gridCol w:w="6826"/>
-      </w:tblGrid>
-      <w:tr>
-        <w:tblPrEx>
-          <w:tblCellMar>
-            <w:top w:w="0" w:type="dxa"/>
-            <w:bottom w:w="0" w:type="dxa"/>
-          </w:tblCellMar>
-        </w:tblPrEx>
-        <w:tc>
-          <w:tcPr>
-            <w:tcW w:w="9026" w:type="dxa"/>
-            <w:gridSpan w:val="2"/>
-            <w:tcBorders>
-              <w:top w:val="single" w:sz="1" w:space="0" w:color="BFBFBF"/>
-              <w:left w:val="single" w:sz="1" w:space="0" w:color="BFBFBF"/>
-              <w:bottom w:val="single" w:sz="1" w:space="0" w:color="BFBFBF"/>
-              <w:right w:val="single" w:sz="1" w:space="0" w:color="BFBFBF"/>
-            </w:tcBorders>
-            <w:shd w:val="clear" w:color="auto" w:fill="2E5FAC"/>
-            <w:tcMar>
-              <w:top w:w="80" w:type="dxa"/>
-              <w:left w:w="140" w:type="dxa"/>
-              <w:bottom w:w="80" w:type="dxa"/>
-              <w:right w:w="140" w:type="dxa"/>
-            </w:tcMar>
-          </w:tcPr>
-          <w:p>
-            <w:r>
-              <w:rPr>
-                <w:b/>
-                <w:bCs/>
-                <w:color w:val="FFFFFF"/>
-                <w:sz w:val="22"/>
-                <w:szCs w:val="22"/>
-              </w:rPr>
-              <w:t>Reflection</w:t>
-            </w:r>
-          </w:p>
-        </w:tc>
-      </w:tr>
-      <w:tr>
-        <w:tblPrEx>
-          <w:tblCellMar>
-            <w:top w:w="0" w:type="dxa"/>
-            <w:bottom w:w="0" w:type="dxa"/>
-          </w:tblCellMar>
-        </w:tblPrEx>
-        <w:tc>
-          <w:tcPr>
-            <w:tcW w:w="2200" w:type="dxa"/>
-            <w:tcBorders>
-              <w:top w:val="single" w:sz="1" w:space="0" w:color="BFBFBF"/>
-              <w:left w:val="single" w:sz="1" w:space="0" w:color="BFBFBF"/>
-              <w:bottom w:val="single" w:sz="1" w:space="0" w:color="BFBFBF"/>
-              <w:right w:val="single" w:sz="1" w:space="0" w:color="BFBFBF"/>
-            </w:tcBorders>
-            <w:shd w:val="clear" w:color="auto" w:fill="2E7D32"/>
-            <w:tcMar>
-              <w:top w:w="80" w:type="dxa"/>
-              <w:left w:w="140" w:type="dxa"/>
-              <w:bottom w:w="80" w:type="dxa"/>
-              <w:right w:w="140" w:type="dxa"/>
-            </w:tcMar>
-          </w:tcPr>
-          <w:p>
-            <w:pPr>
-              <w:jc w:val="center"/>
-            </w:pPr>
-            <w:r>
-              <w:rPr>
-                <w:b/>
-                <w:bCs/>
-                <w:color w:val="FFFFFF"/>
-                <w:sz w:val="22"/>
-                <w:szCs w:val="22"/>
-              </w:rPr>
-              <w:t>WWW What Went Well</w:t>
-            </w:r>
-          </w:p>
-        </w:tc>
-        <w:tc>
-          <w:tcPr>
-            <w:tcW w:w="6826" w:type="dxa"/>
-            <w:tcBorders>
-              <w:top w:val="single" w:sz="1" w:space="0" w:color="BFBFBF"/>
-              <w:left w:val="single" w:sz="1" w:space="0" w:color="BFBFBF"/>
-              <w:bottom w:val="single" w:sz="1" w:space="0" w:color="BFBFBF"/>
-              <w:right w:val="single" w:sz="1" w:space="0" w:color="BFBFBF"/>
-            </w:tcBorders>
-            <w:shd w:val="clear" w:color="auto" w:fill="FFFFFF"/>
-            <w:tcMar>
-              <w:top w:w="80" w:type="dxa"/>
-              <w:left w:w="140" w:type="dxa"/>
-              <w:bottom w:w="80" w:type="dxa"/>
-              <w:right w:w="140" w:type="dxa"/>
-            </w:tcMar>
-          </w:tcPr>
-          <w:p>
-            <w:pPr>
-              <w:spacing w:before="120" w:after="120"/>
-            </w:pPr>
-          </w:p>
-          <w:p>
-            <w:pPr>
-              <w:spacing w:before="120" w:after="120"/>
-            </w:pPr>
-          </w:p>
-          <w:p>
-            <w:pPr>
-              <w:spacing w:before="120" w:after="120"/>
-            </w:pPr>
-          </w:p>
-        </w:tc>
-      </w:tr>
-      <w:tr>
-        <w:tblPrEx>
-          <w:tblCellMar>
-            <w:top w:w="0" w:type="dxa"/>
-            <w:bottom w:w="0" w:type="dxa"/>
-          </w:tblCellMar>
-        </w:tblPrEx>
-        <w:tc>
-          <w:tcPr>
-            <w:tcW w:w="2200" w:type="dxa"/>
-            <w:tcBorders>
-              <w:top w:val="single" w:sz="1" w:space="0" w:color="BFBFBF"/>
-              <w:left w:val="single" w:sz="1" w:space="0" w:color="BFBFBF"/>
-              <w:bottom w:val="single" w:sz="1" w:space="0" w:color="BFBFBF"/>
-              <w:right w:val="single" w:sz="1" w:space="0" w:color="BFBFBF"/>
-            </w:tcBorders>
-            <w:shd w:val="clear" w:color="auto" w:fill="B71C1C"/>
-            <w:tcMar>
-              <w:top w:w="80" w:type="dxa"/>
-              <w:left w:w="140" w:type="dxa"/>
-              <w:bottom w:w="80" w:type="dxa"/>
-              <w:right w:w="140" w:type="dxa"/>
-            </w:tcMar>
-          </w:tcPr>
-          <w:p>
-            <w:pPr>
-              <w:jc w:val="center"/>
-            </w:pPr>
-            <w:r>
-              <w:rPr>
-                <w:b/>
-                <w:bCs/>
-                <w:color w:val="FFFFFF"/>
-                <w:sz w:val="22"/>
-                <w:szCs w:val="22"/>
-              </w:rPr>
-              <w:t>EBI Even Better If</w:t>
-            </w:r>
-          </w:p>
-        </w:tc>
-        <w:tc>
-          <w:tcPr>
-            <w:tcW w:w="6826" w:type="dxa"/>
-            <w:tcBorders>
-              <w:top w:val="single" w:sz="1" w:space="0" w:color="BFBFBF"/>
-              <w:left w:val="single" w:sz="1" w:space="0" w:color="BFBFBF"/>
-              <w:bottom w:val="single" w:sz="1" w:space="0" w:color="BFBFBF"/>
-              <w:right w:val="single" w:sz="1" w:space="0" w:color="BFBFBF"/>
-            </w:tcBorders>
-            <w:shd w:val="clear" w:color="auto" w:fill="FFFFFF"/>
-            <w:tcMar>
-              <w:top w:w="80" w:type="dxa"/>
-              <w:left w:w="140" w:type="dxa"/>
-              <w:bottom w:w="80" w:type="dxa"/>
-              <w:right w:w="140" w:type="dxa"/>
-            </w:tcMar>
-          </w:tcPr>
-          <w:p>
-            <w:pPr>
-              <w:spacing w:before="120" w:after="120"/>
-            </w:pPr>
-          </w:p>
-          <w:p>
-            <w:pPr>
-              <w:spacing w:before="120" w:after="120"/>
-            </w:pPr>
-          </w:p>
-          <w:p>
-            <w:pPr>
-              <w:spacing w:before="120" w:after="120"/>
-            </w:pPr>
+              <w:t>Three reference tables added to Dissertation/Literature Material/Drafts/Graphs/: 5.1.1.md (pipeline stage overview, 7 stages), 5.1.4 Table.md (NPC data structure, Amourie Othella worked example), 5.2.2.md (door_guard_night scenario routing log, turn-by-turn).</w:t>
+            </w:r>
           </w:p>
         </w:tc>
       </w:tr>
     </w:tbl>
     <w:p>
       <w:r>
-        <w:lastRenderedPageBreak/>
         <w:br/>
       </w:r>
     </w:p>
@@ -6244,15 +5291,7 @@
         <w:spacing w:before="80" w:after="160"/>
       </w:pPr>
       <w:r>
-        <w:t xml:space="preserve">This section provides a summary reflection on the </w:t>
-      </w:r>
-      <w:proofErr w:type="gramStart"/>
-      <w:r>
-        <w:t>project as a whole, covering</w:t>
-      </w:r>
-      <w:proofErr w:type="gramEnd"/>
-      <w:r>
-        <w:t xml:space="preserve"> the most significant decisions, the gap between what was planned and what was delivered, and the main learning outcomes.</w:t>
+        <w:t>This section provides a summary reflection on the project as a whole, covering the most significant decisions, the gap between what was planned and what was delivered, and the main learning outcomes.</w:t>
       </w:r>
     </w:p>
     <w:tbl>
@@ -6277,12 +5316,6 @@
         <w:gridCol w:w="6826"/>
       </w:tblGrid>
       <w:tr>
-        <w:tblPrEx>
-          <w:tblCellMar>
-            <w:top w:w="0" w:type="dxa"/>
-            <w:bottom w:w="0" w:type="dxa"/>
-          </w:tblCellMar>
-        </w:tblPrEx>
         <w:tc>
           <w:tcPr>
             <w:tcW w:w="9026" w:type="dxa"/>
@@ -6316,12 +5349,6 @@
         </w:tc>
       </w:tr>
       <w:tr>
-        <w:tblPrEx>
-          <w:tblCellMar>
-            <w:top w:w="0" w:type="dxa"/>
-            <w:bottom w:w="0" w:type="dxa"/>
-          </w:tblCellMar>
-        </w:tblPrEx>
         <w:tc>
           <w:tcPr>
             <w:tcW w:w="2200" w:type="dxa"/>
@@ -6351,6 +5378,7 @@
                 <w:sz w:val="22"/>
                 <w:szCs w:val="22"/>
               </w:rPr>
+              <w:lastRenderedPageBreak/>
               <w:t>WWW What Went Well</w:t>
             </w:r>
           </w:p>
@@ -6376,6 +5404,9 @@
             <w:pPr>
               <w:spacing w:before="120" w:after="120"/>
             </w:pPr>
+            <w:r>
+              <w:t>Good mixture of experimentation, iteration, testing and documentation. Clear consideration of modularity with scalability in mind. Should be somewhat feasible expanding in the future.</w:t>
+            </w:r>
           </w:p>
           <w:p>
             <w:pPr>
@@ -6390,12 +5421,6 @@
         </w:tc>
       </w:tr>
       <w:tr>
-        <w:tblPrEx>
-          <w:tblCellMar>
-            <w:top w:w="0" w:type="dxa"/>
-            <w:bottom w:w="0" w:type="dxa"/>
-          </w:tblCellMar>
-        </w:tblPrEx>
         <w:tc>
           <w:tcPr>
             <w:tcW w:w="2200" w:type="dxa"/>
@@ -6455,6 +5480,15 @@
             <w:pPr>
               <w:spacing w:before="120" w:after="120"/>
             </w:pPr>
+            <w:r>
+              <w:t xml:space="preserve">No clear testing automation system. Neither for storing </w:t>
+            </w:r>
+            <w:r>
+              <w:t xml:space="preserve">test </w:t>
+            </w:r>
+            <w:r>
+              <w:t>information either.</w:t>
+            </w:r>
           </w:p>
           <w:p>
             <w:pPr>
